--- a/docs/superpowers/specs/2026-06-20-a5-budget-design.docx
+++ b/docs/superpowers/specs/2026-06-20-a5-budget-design.docx
@@ -6418,8 +6418,16 @@
             <w:r>
               <w:rPr>
                 <w:rFonts w:hint="eastAsia"/>
-              </w:rPr>
-              <w:t xml:space="preserve">可空</w:t>
+                <w:b/>
+                <w:bCs/>
+              </w:rPr>
+              <w:t xml:space="preserve">真实业务维度</w:t>
+            </w:r>
+            <w:r>
+              <w:rPr>
+                <w:rFonts w:hint="eastAsia"/>
+              </w:rPr>
+              <w:t xml:space="preserve">，可空</w:t>
             </w:r>
             <w:r>
               <w:t xml:space="preserve"> = </w:t>
@@ -6428,7 +6436,10 @@
               <w:rPr>
                 <w:rFonts w:hint="eastAsia"/>
               </w:rPr>
-              <w:t xml:space="preserve">公司级（不分成本中心）</w:t>
+              <w:t xml:space="preserve">公司级（不分成本中心）；可建</w:t>
+            </w:r>
+            <w:r>
+              <w:t xml:space="preserve"> FK → Fin_CostCenter</w:t>
             </w:r>
           </w:p>
         </w:tc>
@@ -6468,8 +6479,16 @@
             <w:r>
               <w:rPr>
                 <w:rFonts w:hint="eastAsia"/>
-              </w:rPr>
-              <w:t xml:space="preserve">可空（</w:t>
+                <w:b/>
+                <w:bCs/>
+              </w:rPr>
+              <w:t xml:space="preserve">真实业务字段</w:t>
+            </w:r>
+            <w:r>
+              <w:rPr>
+                <w:rFonts w:hint="eastAsia"/>
+              </w:rPr>
+              <w:t xml:space="preserve">，可空（</w:t>
             </w:r>
             <w:r>
               <w:t xml:space="preserve">“WorkOrder”</w:t>
@@ -6536,8 +6555,16 @@
             <w:r>
               <w:rPr>
                 <w:rFonts w:hint="eastAsia"/>
-              </w:rPr>
-              <w:t xml:space="preserve">可空（CostObjectType</w:t>
+                <w:b/>
+                <w:bCs/>
+              </w:rPr>
+              <w:t xml:space="preserve">真实业务字段</w:t>
+            </w:r>
+            <w:r>
+              <w:rPr>
+                <w:rFonts w:hint="eastAsia"/>
+              </w:rPr>
+              <w:t xml:space="preserve">，可空（CostObjectType</w:t>
             </w:r>
             <w:r>
               <w:t xml:space="preserve"> </w:t>
@@ -6547,6 +6574,231 @@
                 <w:rFonts w:hint="eastAsia"/>
               </w:rPr>
               <w:t xml:space="preserve">非空时必填）</w:t>
+            </w:r>
+          </w:p>
+        </w:tc>
+      </w:tr>
+      <w:tr>
+        <w:tc>
+          <w:tcPr/>
+          <w:p>
+            <w:pPr>
+              <w:pStyle w:val="Compact"/>
+            </w:pPr>
+            <w:r>
+              <w:rPr>
+                <w:rStyle w:val="VerbatimChar"/>
+              </w:rPr>
+              <w:t xml:space="preserve">CostCenterKey</w:t>
+            </w:r>
+          </w:p>
+        </w:tc>
+        <w:tc>
+          <w:tcPr/>
+          <w:p>
+            <w:pPr>
+              <w:pStyle w:val="Compact"/>
+            </w:pPr>
+            <w:r>
+              <w:t xml:space="preserve">Guid (not null)</w:t>
+            </w:r>
+          </w:p>
+        </w:tc>
+        <w:tc>
+          <w:tcPr/>
+          <w:p>
+            <w:pPr>
+              <w:pStyle w:val="Compact"/>
+            </w:pPr>
+            <w:r>
+              <w:rPr>
+                <w:rFonts w:hint="eastAsia"/>
+                <w:b/>
+                <w:bCs/>
+              </w:rPr>
+              <w:t xml:space="preserve">唯一索引专用规范化键</w:t>
+            </w:r>
+            <w:r>
+              <w:rPr>
+                <w:rFonts w:hint="eastAsia"/>
+              </w:rPr>
+              <w:t xml:space="preserve">：CostCenterId</w:t>
+            </w:r>
+            <w:r>
+              <w:t xml:space="preserve"> </w:t>
+            </w:r>
+            <w:r>
+              <w:rPr>
+                <w:rFonts w:hint="eastAsia"/>
+              </w:rPr>
+              <w:t xml:space="preserve">为空→</w:t>
+            </w:r>
+            <w:r>
+              <w:rPr>
+                <w:rStyle w:val="VerbatimChar"/>
+              </w:rPr>
+              <w:t xml:space="preserve">Guid.Empty</w:t>
+            </w:r>
+            <w:r>
+              <w:rPr>
+                <w:rFonts w:hint="eastAsia"/>
+              </w:rPr>
+              <w:t xml:space="preserve">，否则=CostCenterId。</w:t>
+            </w:r>
+            <w:r>
+              <w:rPr>
+                <w:rFonts w:hint="eastAsia"/>
+                <w:b/>
+                <w:bCs/>
+              </w:rPr>
+              <w:t xml:space="preserve">不建</w:t>
+            </w:r>
+            <w:r>
+              <w:rPr>
+                <w:b/>
+                <w:bCs/>
+              </w:rPr>
+              <w:t xml:space="preserve"> FK</w:t>
+            </w:r>
+          </w:p>
+        </w:tc>
+      </w:tr>
+      <w:tr>
+        <w:tc>
+          <w:tcPr/>
+          <w:p>
+            <w:pPr>
+              <w:pStyle w:val="Compact"/>
+            </w:pPr>
+            <w:r>
+              <w:rPr>
+                <w:rStyle w:val="VerbatimChar"/>
+              </w:rPr>
+              <w:t xml:space="preserve">CostObjectTypeKey</w:t>
+            </w:r>
+          </w:p>
+        </w:tc>
+        <w:tc>
+          <w:tcPr/>
+          <w:p>
+            <w:pPr>
+              <w:pStyle w:val="Compact"/>
+            </w:pPr>
+            <w:r>
+              <w:t xml:space="preserve">string(20) (not null)</w:t>
+            </w:r>
+          </w:p>
+        </w:tc>
+        <w:tc>
+          <w:tcPr/>
+          <w:p>
+            <w:pPr>
+              <w:pStyle w:val="Compact"/>
+            </w:pPr>
+            <w:r>
+              <w:rPr>
+                <w:rFonts w:hint="eastAsia"/>
+                <w:b/>
+                <w:bCs/>
+              </w:rPr>
+              <w:t xml:space="preserve">唯一索引专用</w:t>
+            </w:r>
+            <w:r>
+              <w:rPr>
+                <w:rFonts w:hint="eastAsia"/>
+              </w:rPr>
+              <w:t xml:space="preserve">：CostObjectType</w:t>
+            </w:r>
+            <w:r>
+              <w:t xml:space="preserve"> </w:t>
+            </w:r>
+            <w:r>
+              <w:rPr>
+                <w:rFonts w:hint="eastAsia"/>
+              </w:rPr>
+              <w:t xml:space="preserve">为空→</w:t>
+            </w:r>
+            <w:r>
+              <w:rPr>
+                <w:rStyle w:val="VerbatimChar"/>
+              </w:rPr>
+              <w:t xml:space="preserve">""</w:t>
+            </w:r>
+            <w:r>
+              <w:rPr>
+                <w:rFonts w:hint="eastAsia"/>
+              </w:rPr>
+              <w:t xml:space="preserve">，否则=CostObjectType</w:t>
+            </w:r>
+          </w:p>
+        </w:tc>
+      </w:tr>
+      <w:tr>
+        <w:tc>
+          <w:tcPr/>
+          <w:p>
+            <w:pPr>
+              <w:pStyle w:val="Compact"/>
+            </w:pPr>
+            <w:r>
+              <w:rPr>
+                <w:rStyle w:val="VerbatimChar"/>
+              </w:rPr>
+              <w:t xml:space="preserve">CostObjectIdKey</w:t>
+            </w:r>
+          </w:p>
+        </w:tc>
+        <w:tc>
+          <w:tcPr/>
+          <w:p>
+            <w:pPr>
+              <w:pStyle w:val="Compact"/>
+            </w:pPr>
+            <w:r>
+              <w:t xml:space="preserve">string(50) (not null)</w:t>
+            </w:r>
+          </w:p>
+        </w:tc>
+        <w:tc>
+          <w:tcPr/>
+          <w:p>
+            <w:pPr>
+              <w:pStyle w:val="Compact"/>
+            </w:pPr>
+            <w:r>
+              <w:rPr>
+                <w:rFonts w:hint="eastAsia"/>
+                <w:b/>
+                <w:bCs/>
+              </w:rPr>
+              <w:t xml:space="preserve">唯一索引专用</w:t>
+            </w:r>
+            <w:r>
+              <w:rPr>
+                <w:rFonts w:hint="eastAsia"/>
+              </w:rPr>
+              <w:t xml:space="preserve">：CostObjectId</w:t>
+            </w:r>
+            <w:r>
+              <w:t xml:space="preserve"> </w:t>
+            </w:r>
+            <w:r>
+              <w:rPr>
+                <w:rFonts w:hint="eastAsia"/>
+              </w:rPr>
+              <w:t xml:space="preserve">为空→</w:t>
+            </w:r>
+            <w:r>
+              <w:rPr>
+                <w:rStyle w:val="VerbatimChar"/>
+              </w:rPr>
+              <w:t xml:space="preserve">""</w:t>
+            </w:r>
+            <w:r>
+              <w:rPr>
+                <w:rFonts w:hint="eastAsia"/>
+              </w:rPr>
+              <w:t xml:space="preserve">，否则=CostObjectId</w:t>
             </w:r>
           </w:p>
         </w:tc>
@@ -6843,7 +7095,20 @@
         <w:t xml:space="preserve"> </w:t>
       </w:r>
       <w:r>
-        <w:t xml:space="preserve">= (VersionId, AccountId, CostCenterId, CostObjectType, CostObjectId)——</w:t>
+        <w:t xml:space="preserve">= (VersionId, AccountId,</w:t>
+      </w:r>
+      <w:r>
+        <w:t xml:space="preserve"> </w:t>
+      </w:r>
+      <w:r>
+        <w:rPr>
+          <w:b/>
+          <w:bCs/>
+        </w:rPr>
+        <w:t xml:space="preserve">CostCenterKey, CostObjectTypeKey, CostObjectIdKey</w:t>
+      </w:r>
+      <w:r>
+        <w:t xml:space="preserve">)——</w:t>
       </w:r>
       <w:r>
         <w:rPr>
@@ -6874,54 +7139,84 @@
           <w:b/>
           <w:bCs/>
         </w:rPr>
-        <w:t xml:space="preserve">维度唯一性落码注意</w:t>
-      </w:r>
-      <w:r>
-        <w:rPr>
-          <w:rFonts w:hint="eastAsia"/>
-        </w:rPr>
-        <w:t xml:space="preserve">：SQL</w:t>
-      </w:r>
-      <w:r>
-        <w:t xml:space="preserve"> Server </w:t>
-      </w:r>
-      <w:r>
-        <w:rPr>
-          <w:rFonts w:hint="eastAsia"/>
-        </w:rPr>
-        <w:t xml:space="preserve">唯一索引视多个</w:t>
-      </w:r>
-      <w:r>
-        <w:t xml:space="preserve"> NULL </w:t>
-      </w:r>
-      <w:r>
-        <w:rPr>
-          <w:rFonts w:hint="eastAsia"/>
-        </w:rPr>
-        <w:t xml:space="preserve">为相异，会放过重复的</w:t>
-      </w:r>
-      <w:r>
-        <w:t xml:space="preserve"> (Account, NULL, NULL, </w:t>
-      </w:r>
-      <w:r>
-        <w:rPr>
-          <w:rFonts w:hint="eastAsia"/>
-        </w:rPr>
-        <w:t xml:space="preserve">NULL)。落码采用</w:t>
-      </w:r>
-      <w:r>
-        <w:rPr>
-          <w:rFonts w:hint="eastAsia"/>
+        <w:t xml:space="preserve">维度唯一性落码方案（保</w:t>
+      </w:r>
+      <w:r>
+        <w:rPr>
           <w:b/>
           <w:bCs/>
         </w:rPr>
-        <w:t xml:space="preserve">哨兵规范化</w:t>
-      </w:r>
-      <w:r>
-        <w:rPr>
-          <w:rFonts w:hint="eastAsia"/>
-        </w:rPr>
-        <w:t xml:space="preserve">：服务层对可空维度做规范化——</w:t>
+        <w:t xml:space="preserve"> </w:t>
+      </w:r>
+      <w:r>
+        <w:rPr>
+          <w:rFonts w:hint="eastAsia"/>
+          <w:b/>
+          <w:bCs/>
+        </w:rPr>
+        <w:t xml:space="preserve">FK，不写假记录）</w:t>
+      </w:r>
+      <w:r>
+        <w:rPr>
+          <w:rFonts w:hint="eastAsia"/>
+        </w:rPr>
+        <w:t xml:space="preserve">：SQL</w:t>
+      </w:r>
+      <w:r>
+        <w:t xml:space="preserve"> Server </w:t>
+      </w:r>
+      <w:r>
+        <w:rPr>
+          <w:rFonts w:hint="eastAsia"/>
+        </w:rPr>
+        <w:t xml:space="preserve">唯一索引视多个</w:t>
+      </w:r>
+      <w:r>
+        <w:t xml:space="preserve"> NULL </w:t>
+      </w:r>
+      <w:r>
+        <w:rPr>
+          <w:rFonts w:hint="eastAsia"/>
+        </w:rPr>
+        <w:t xml:space="preserve">为相异，会放过重复的</w:t>
+      </w:r>
+      <w:r>
+        <w:t xml:space="preserve"> (Account, NULL, NULL, NULL)。</w:t>
+      </w:r>
+      <w:r>
+        <w:rPr>
+          <w:rFonts w:hint="eastAsia"/>
+          <w:b/>
+          <w:bCs/>
+        </w:rPr>
+        <w:t xml:space="preserve">不能</w:t>
+      </w:r>
+      <w:r>
+        <w:rPr>
+          <w:rFonts w:hint="eastAsia"/>
+        </w:rPr>
+        <w:t xml:space="preserve">直接把</w:t>
+      </w:r>
+      <w:r>
+        <w:t xml:space="preserve"> </w:t>
+      </w:r>
+      <w:r>
+        <w:rPr>
+          <w:rStyle w:val="VerbatimChar"/>
+        </w:rPr>
+        <w:t xml:space="preserve">Guid.Empty</w:t>
+      </w:r>
+      <w:r>
+        <w:t xml:space="preserve"> </w:t>
+      </w:r>
+      <w:r>
+        <w:rPr>
+          <w:rFonts w:hint="eastAsia"/>
+        </w:rPr>
+        <w:t xml:space="preserve">写进</w:t>
+      </w:r>
+      <w:r>
+        <w:t xml:space="preserve"> </w:t>
       </w:r>
       <w:r>
         <w:rPr>
@@ -6930,16 +7225,52 @@
         <w:t xml:space="preserve">CostCenterId</w:t>
       </w:r>
       <w:r>
-        <w:t xml:space="preserve"> </w:t>
-      </w:r>
-      <w:r>
-        <w:rPr>
-          <w:rFonts w:hint="eastAsia"/>
-        </w:rPr>
-        <w:t xml:space="preserve">用</w:t>
-      </w:r>
-      <w:r>
-        <w:t xml:space="preserve"> </w:t>
+        <w:rPr>
+          <w:rFonts w:hint="eastAsia"/>
+        </w:rPr>
+        <w:t xml:space="preserve">——若</w:t>
+      </w:r>
+      <w:r>
+        <w:t xml:space="preserve"> </w:t>
+      </w:r>
+      <w:r>
+        <w:rPr>
+          <w:rStyle w:val="VerbatimChar"/>
+        </w:rPr>
+        <w:t xml:space="preserve">CostCenterId</w:t>
+      </w:r>
+      <w:r>
+        <w:t xml:space="preserve"> </w:t>
+      </w:r>
+      <w:r>
+        <w:rPr>
+          <w:rFonts w:hint="eastAsia"/>
+        </w:rPr>
+        <w:t xml:space="preserve">建</w:t>
+      </w:r>
+      <w:r>
+        <w:t xml:space="preserve"> FK </w:t>
+      </w:r>
+      <w:r>
+        <w:rPr>
+          <w:rFonts w:hint="eastAsia"/>
+        </w:rPr>
+        <w:t xml:space="preserve">到</w:t>
+      </w:r>
+      <w:r>
+        <w:t xml:space="preserve"> </w:t>
+      </w:r>
+      <w:r>
+        <w:rPr>
+          <w:rStyle w:val="VerbatimChar"/>
+        </w:rPr>
+        <w:t xml:space="preserve">Fin_CostCenter</w:t>
+      </w:r>
+      <w:r>
+        <w:rPr>
+          <w:rFonts w:hint="eastAsia"/>
+        </w:rPr>
+        <w:t xml:space="preserve">，</w:t>
       </w:r>
       <w:r>
         <w:rPr>
@@ -6954,7 +7285,54 @@
         <w:rPr>
           <w:rFonts w:hint="eastAsia"/>
         </w:rPr>
-        <w:t xml:space="preserve">代表”公司级”、</w:t>
+        <w:t xml:space="preserve">会违反外键（除非建假</w:t>
+      </w:r>
+      <w:r>
+        <w:t xml:space="preserve"> </w:t>
+      </w:r>
+      <w:r>
+        <w:rPr>
+          <w:rFonts w:hint="eastAsia"/>
+        </w:rPr>
+        <w:t xml:space="preserve">CostCenter，禁用此法）。落码采用</w:t>
+      </w:r>
+      <w:r>
+        <w:rPr>
+          <w:rFonts w:hint="eastAsia"/>
+          <w:b/>
+          <w:bCs/>
+        </w:rPr>
+        <w:t xml:space="preserve">真实字段</w:t>
+      </w:r>
+      <w:r>
+        <w:rPr>
+          <w:b/>
+          <w:bCs/>
+        </w:rPr>
+        <w:t xml:space="preserve"> + </w:t>
+      </w:r>
+      <w:r>
+        <w:rPr>
+          <w:rFonts w:hint="eastAsia"/>
+          <w:b/>
+          <w:bCs/>
+        </w:rPr>
+        <w:t xml:space="preserve">规范化键分离</w:t>
+      </w:r>
+      <w:r>
+        <w:rPr>
+          <w:rFonts w:hint="eastAsia"/>
+        </w:rPr>
+        <w:t xml:space="preserve">：</w:t>
+      </w:r>
+      <w:r>
+        <w:rPr>
+          <w:rStyle w:val="VerbatimChar"/>
+        </w:rPr>
+        <w:t xml:space="preserve">CostCenterId</w:t>
+      </w:r>
+      <w:r>
+        <w:t xml:space="preserve">/</w:t>
       </w:r>
       <w:r>
         <w:rPr>
@@ -6978,10 +7356,87 @@
         <w:rPr>
           <w:rFonts w:hint="eastAsia"/>
         </w:rPr>
-        <w:t xml:space="preserve">用空串</w:t>
-      </w:r>
-      <w:r>
-        <w:t xml:space="preserve"> </w:t>
+        <w:t xml:space="preserve">保持可空，承载真实业务关系与</w:t>
+      </w:r>
+      <w:r>
+        <w:t xml:space="preserve"> </w:t>
+      </w:r>
+      <w:r>
+        <w:rPr>
+          <w:rFonts w:hint="eastAsia"/>
+        </w:rPr>
+        <w:t xml:space="preserve">FK；另加</w:t>
+      </w:r>
+      <w:r>
+        <w:t xml:space="preserve"> </w:t>
+      </w:r>
+      <w:r>
+        <w:rPr>
+          <w:rStyle w:val="VerbatimChar"/>
+        </w:rPr>
+        <w:t xml:space="preserve">CostCenterKey</w:t>
+      </w:r>
+      <w:r>
+        <w:t xml:space="preserve">(Guid)/</w:t>
+      </w:r>
+      <w:r>
+        <w:rPr>
+          <w:rStyle w:val="VerbatimChar"/>
+        </w:rPr>
+        <w:t xml:space="preserve">CostObjectTypeKey</w:t>
+      </w:r>
+      <w:r>
+        <w:t xml:space="preserve">(string)/</w:t>
+      </w:r>
+      <w:r>
+        <w:rPr>
+          <w:rStyle w:val="VerbatimChar"/>
+        </w:rPr>
+        <w:t xml:space="preserve">CostObjectIdKey</w:t>
+      </w:r>
+      <w:r>
+        <w:t xml:space="preserve">(string)</w:t>
+      </w:r>
+      <w:r>
+        <w:t xml:space="preserve"> </w:t>
+      </w:r>
+      <w:r>
+        <w:rPr>
+          <w:rFonts w:hint="eastAsia"/>
+          <w:b/>
+          <w:bCs/>
+        </w:rPr>
+        <w:t xml:space="preserve">三个</w:t>
+      </w:r>
+      <w:r>
+        <w:rPr>
+          <w:b/>
+          <w:bCs/>
+        </w:rPr>
+        <w:t xml:space="preserve"> not-null </w:t>
+      </w:r>
+      <w:r>
+        <w:rPr>
+          <w:rFonts w:hint="eastAsia"/>
+          <w:b/>
+          <w:bCs/>
+        </w:rPr>
+        <w:t xml:space="preserve">规范化键仅供唯一索引</w:t>
+      </w:r>
+      <w:r>
+        <w:rPr>
+          <w:rFonts w:hint="eastAsia"/>
+        </w:rPr>
+        <w:t xml:space="preserve">，服务层在保存时由真实字段派生（空→</w:t>
+      </w:r>
+      <w:r>
+        <w:rPr>
+          <w:rStyle w:val="VerbatimChar"/>
+        </w:rPr>
+        <w:t xml:space="preserve">Guid.Empty</w:t>
+      </w:r>
+      <w:r>
+        <w:t xml:space="preserve">/</w:t>
       </w:r>
       <w:r>
         <w:rPr>
@@ -6990,40 +7445,37 @@
         <w:t xml:space="preserve">""</w:t>
       </w:r>
       <w:r>
-        <w:t xml:space="preserve"> </w:t>
-      </w:r>
-      <w:r>
-        <w:rPr>
-          <w:rFonts w:hint="eastAsia"/>
-        </w:rPr>
-        <w:t xml:space="preserve">代表”无”，写库即非</w:t>
-      </w:r>
-      <w:r>
-        <w:t xml:space="preserve"> </w:t>
-      </w:r>
-      <w:r>
-        <w:rPr>
-          <w:rFonts w:hint="eastAsia"/>
-        </w:rPr>
-        <w:t xml:space="preserve">NULL，唯一索引正常生效；读出时空串/Empty</w:t>
-      </w:r>
-      <w:r>
-        <w:t xml:space="preserve"> </w:t>
-      </w:r>
-      <w:r>
-        <w:rPr>
-          <w:rFonts w:hint="eastAsia"/>
-        </w:rPr>
-        <w:t xml:space="preserve">还原为”未指定”。（与</w:t>
-      </w:r>
-      <w:r>
-        <w:t xml:space="preserve"> A4 NULL </w:t>
-      </w:r>
-      <w:r>
-        <w:rPr>
-          <w:rFonts w:hint="eastAsia"/>
-        </w:rPr>
-        <w:t xml:space="preserve">维度处理同思路，落码核实。）</w:t>
+        <w:rPr>
+          <w:rFonts w:hint="eastAsia"/>
+        </w:rPr>
+        <w:t xml:space="preserve">）。唯一索引只用</w:t>
+      </w:r>
+      <w:r>
+        <w:t xml:space="preserve"> Key </w:t>
+      </w:r>
+      <w:r>
+        <w:rPr>
+          <w:rFonts w:hint="eastAsia"/>
+        </w:rPr>
+        <w:t xml:space="preserve">字段，既解决</w:t>
+      </w:r>
+      <w:r>
+        <w:t xml:space="preserve"> NULL </w:t>
+      </w:r>
+      <w:r>
+        <w:rPr>
+          <w:rFonts w:hint="eastAsia"/>
+        </w:rPr>
+        <w:t xml:space="preserve">唯一性、又不破坏</w:t>
+      </w:r>
+      <w:r>
+        <w:t xml:space="preserve"> FK。Key </w:t>
+      </w:r>
+      <w:r>
+        <w:rPr>
+          <w:rFonts w:hint="eastAsia"/>
+        </w:rPr>
+        <w:t xml:space="preserve">字段对前端/业务不可见（纯持久化派生列）。</w:t>
       </w:r>
     </w:p>
     <w:bookmarkEnd w:id="16"/>
@@ -10861,76 +11313,233 @@
         <w:rPr>
           <w:rFonts w:hint="eastAsia"/>
         </w:rPr>
-        <w:t xml:space="preserve">落期：按</w:t>
-      </w:r>
-      <w:r>
-        <w:t xml:space="preserve"> </w:t>
-      </w:r>
-      <w:r>
-        <w:rPr>
-          <w:rStyle w:val="VerbatimChar"/>
+        <w:t xml:space="preserve">落期（</w:t>
+      </w:r>
+      <w:r>
+        <w:rPr>
+          <w:rFonts w:hint="eastAsia"/>
+          <w:b/>
+          <w:bCs/>
+        </w:rPr>
+        <w:t xml:space="preserve">与</w:t>
+      </w:r>
+      <w:r>
+        <w:rPr>
+          <w:b/>
+          <w:bCs/>
+        </w:rPr>
+        <w:t xml:space="preserve"> §9 </w:t>
+      </w:r>
+      <w:r>
+        <w:rPr>
+          <w:rFonts w:hint="eastAsia"/>
+          <w:b/>
+          <w:bCs/>
+        </w:rPr>
+        <w:t xml:space="preserve">报表实际侧口径统一</w:t>
+      </w:r>
+      <w:r>
+        <w:rPr>
+          <w:rFonts w:hint="eastAsia"/>
+        </w:rPr>
+        <w:t xml:space="preserve">）：</w:t>
+      </w:r>
+      <w:r>
+        <w:rPr>
+          <w:rFonts w:hint="eastAsia"/>
+          <w:b/>
+          <w:bCs/>
+        </w:rPr>
+        <w:t xml:space="preserve">优先</w:t>
+      </w:r>
+      <w:r>
+        <w:rPr>
+          <w:rFonts w:hint="eastAsia"/>
+        </w:rPr>
+        <w:t xml:space="preserve">用</w:t>
+      </w:r>
+      <w:r>
+        <w:t xml:space="preserve"> </w:t>
+      </w:r>
+      <w:r>
+        <w:rPr>
+          <w:rStyle w:val="VerbatimChar"/>
+        </w:rPr>
+        <w:t xml:space="preserve">entry.PeriodId</w:t>
+      </w:r>
+      <w:r>
+        <w:t xml:space="preserve"> </w:t>
+      </w:r>
+      <w:r>
+        <w:rPr>
+          <w:rFonts w:hint="eastAsia"/>
+        </w:rPr>
+        <w:t xml:space="preserve">关联</w:t>
+      </w:r>
+      <w:r>
+        <w:t xml:space="preserve"> </w:t>
+      </w:r>
+      <w:r>
+        <w:rPr>
+          <w:rStyle w:val="VerbatimChar"/>
+        </w:rPr>
+        <w:t xml:space="preserve">FiscalPeriod</w:t>
+      </w:r>
+      <w:r>
+        <w:t xml:space="preserve"> </w:t>
+      </w:r>
+      <w:r>
+        <w:rPr>
+          <w:rFonts w:hint="eastAsia"/>
+        </w:rPr>
+        <w:t xml:space="preserve">取</w:t>
+      </w:r>
+      <w:r>
+        <w:t xml:space="preserve"> </w:t>
+      </w:r>
+      <w:r>
+        <w:rPr>
+          <w:rStyle w:val="VerbatimChar"/>
+        </w:rPr>
+        <w:t xml:space="preserve">FiscalYear</w:t>
+      </w:r>
+      <w:r>
+        <w:t xml:space="preserve"> </w:t>
+      </w:r>
+      <w:r>
+        <w:t xml:space="preserve">+</w:t>
+      </w:r>
+      <w:r>
+        <w:t xml:space="preserve"> </w:t>
+      </w:r>
+      <w:r>
+        <w:rPr>
+          <w:rStyle w:val="VerbatimChar"/>
+        </w:rPr>
+        <w:t xml:space="preserve">PeriodNo</w:t>
+      </w:r>
+      <w:r>
+        <w:rPr>
+          <w:rFonts w:hint="eastAsia"/>
+        </w:rPr>
+        <w:t xml:space="preserve">；</w:t>
+      </w:r>
+      <w:r>
+        <w:rPr>
+          <w:rStyle w:val="VerbatimChar"/>
+        </w:rPr>
+        <w:t xml:space="preserve">PeriodId</w:t>
+      </w:r>
+      <w:r>
+        <w:t xml:space="preserve"> </w:t>
+      </w:r>
+      <w:r>
+        <w:rPr>
+          <w:rFonts w:hint="eastAsia"/>
+        </w:rPr>
+        <w:t xml:space="preserve">为空时</w:t>
+      </w:r>
+      <w:r>
+        <w:t xml:space="preserve"> </w:t>
+      </w:r>
+      <w:r>
+        <w:rPr>
+          <w:b/>
+          <w:bCs/>
+        </w:rPr>
+        <w:t xml:space="preserve">fallback</w:t>
+      </w:r>
+      <w:r>
+        <w:t xml:space="preserve"> </w:t>
+      </w:r>
+      <w:r>
+        <w:rPr>
+          <w:rFonts w:hint="eastAsia"/>
+        </w:rPr>
+        <w:t xml:space="preserve">到</w:t>
+      </w:r>
+      <w:r>
+        <w:t xml:space="preserve"> </w:t>
+      </w:r>
+      <w:r>
+        <w:rPr>
+          <w:rStyle w:val="VerbatimChar"/>
+        </w:rPr>
+        <w:t xml:space="preserve">IFiscalPeriodService.ResolveAsync(entry.VoucherDate)</w:t>
+      </w:r>
+      <w:r>
+        <w:t xml:space="preserve">。</w:t>
+      </w:r>
+      <w:r>
+        <w:rPr>
+          <w:rFonts w:hint="eastAsia"/>
+          <w:b/>
+          <w:bCs/>
+        </w:rPr>
+        <w:t xml:space="preserve">不直接按</w:t>
+      </w:r>
+      <w:r>
+        <w:rPr>
+          <w:b/>
+          <w:bCs/>
+        </w:rPr>
+        <w:t xml:space="preserve"> </w:t>
+      </w:r>
+      <w:r>
+        <w:rPr>
+          <w:rStyle w:val="VerbatimChar"/>
+          <w:b/>
+          <w:bCs/>
         </w:rPr>
         <w:t xml:space="preserve">VoucherDate.Year/Month</w:t>
       </w:r>
       <w:r>
-        <w:t xml:space="preserve"> </w:t>
-      </w:r>
-      <w:r>
-        <w:rPr>
-          <w:rFonts w:hint="eastAsia"/>
-        </w:rPr>
-        <w:t xml:space="preserve">查</w:t>
-      </w:r>
-      <w:r>
-        <w:t xml:space="preserve"> </w:t>
-      </w:r>
-      <w:r>
-        <w:rPr>
-          <w:rStyle w:val="VerbatimChar"/>
-        </w:rPr>
-        <w:t xml:space="preserve">FiscalPeriod</w:t>
-      </w:r>
-      <w:r>
-        <w:t xml:space="preserve"> </w:t>
-      </w:r>
-      <w:r>
-        <w:t xml:space="preserve">→ </w:t>
-      </w:r>
-      <w:r>
-        <w:rPr>
-          <w:rFonts w:hint="eastAsia"/>
-        </w:rPr>
-        <w:t xml:space="preserve">得</w:t>
-      </w:r>
-      <w:r>
-        <w:t xml:space="preserve"> </w:t>
-      </w:r>
-      <w:r>
-        <w:rPr>
-          <w:rStyle w:val="VerbatimChar"/>
-        </w:rPr>
-        <w:t xml:space="preserve">FiscalYear</w:t>
-      </w:r>
-      <w:r>
-        <w:t xml:space="preserve"> </w:t>
-      </w:r>
-      <w:r>
-        <w:t xml:space="preserve">+</w:t>
-      </w:r>
-      <w:r>
-        <w:t xml:space="preserve"> </w:t>
-      </w:r>
-      <w:r>
-        <w:rPr>
-          <w:rStyle w:val="VerbatimChar"/>
-        </w:rPr>
-        <w:t xml:space="preserve">PeriodNo</w:t>
-      </w:r>
-      <w:r>
-        <w:rPr>
-          <w:rFonts w:hint="eastAsia"/>
-        </w:rPr>
-        <w:t xml:space="preserve">。无期间</w:t>
+        <w:rPr>
+          <w:b/>
+          <w:bCs/>
+        </w:rPr>
+        <w:t xml:space="preserve"> </w:t>
+      </w:r>
+      <w:r>
+        <w:rPr>
+          <w:rFonts w:hint="eastAsia"/>
+          <w:b/>
+          <w:bCs/>
+        </w:rPr>
+        <w:t xml:space="preserve">算</w:t>
+      </w:r>
+      <w:r>
+        <w:rPr>
+          <w:rFonts w:hint="eastAsia"/>
+        </w:rPr>
+        <w:t xml:space="preserve">——避免非自然财年</w:t>
+      </w:r>
+      <w:r>
+        <w:t xml:space="preserve"> / </w:t>
+      </w:r>
+      <w:r>
+        <w:rPr>
+          <w:rFonts w:hint="eastAsia"/>
+        </w:rPr>
+        <w:t xml:space="preserve">跨年财期</w:t>
+      </w:r>
+      <w:r>
+        <w:t xml:space="preserve"> / 13 </w:t>
+      </w:r>
+      <w:r>
+        <w:rPr>
+          <w:rFonts w:hint="eastAsia"/>
+        </w:rPr>
+        <w:t xml:space="preserve">期</w:t>
+      </w:r>
+      <w:r>
+        <w:t xml:space="preserve"> / </w:t>
+      </w:r>
+      <w:r>
+        <w:rPr>
+          <w:rFonts w:hint="eastAsia"/>
+        </w:rPr>
+        <w:t xml:space="preserve">调整期出错。仍解析不到期间</w:t>
       </w:r>
       <w:r>
         <w:t xml:space="preserve"> → Pass。</w:t>
@@ -12848,13 +13457,22 @@
         <w:rPr>
           <w:rStyle w:val="CommentTok"/>
         </w:rPr>
-        <w:t xml:space="preserve">// 与引擎共享 DbContext，在引擎最终 SaveChanges 前调用；抛异常则审批+业务一并回滚（原子）</w:t>
+        <w:t xml:space="preserve">// 与引擎共享 DbContext，在引擎最终 SaveChanges 前调用；抛异常则审批+业务一并回滚（原子）。</w:t>
       </w:r>
       <w:r>
         <w:br/>
       </w:r>
       <w:r>
         <w:rPr>
+          <w:rStyle w:val="CommentTok"/>
+        </w:rPr>
+        <w:t xml:space="preserve">// 回调只标脏不自己 SaveChanges——由引擎统一持久化（同一事务）。</w:t>
+      </w:r>
+      <w:r>
+        <w:br/>
+      </w:r>
+      <w:r>
+        <w:rPr>
           <w:rStyle w:val="KeywordTok"/>
         </w:rPr>
         <w:t xml:space="preserve">public</w:t>
@@ -12984,519 +13602,114 @@
       </w:r>
       <w:r>
         <w:rPr>
-          <w:rStyle w:val="DataTypeTok"/>
-        </w:rPr>
-        <w:t xml:space="preserve">var</w:t>
+          <w:rStyle w:val="CommentTok"/>
+        </w:rPr>
+        <w:t xml:space="preserve">// 一次性完成 Status=Approved + 清旧 Active→Archived + 本版 IsActive=true（§8.3）</w:t>
+      </w:r>
+      <w:r>
+        <w:br/>
       </w:r>
       <w:r>
         <w:rPr>
           <w:rStyle w:val="NormalTok"/>
         </w:rPr>
-        <w:t xml:space="preserve"> v </w:t>
+        <w:t xml:space="preserve">    await _budget</w:t>
       </w:r>
       <w:r>
         <w:rPr>
           <w:rStyle w:val="OperatorTok"/>
         </w:rPr>
-        <w:t xml:space="preserve">=</w:t>
+        <w:t xml:space="preserve">.</w:t>
+      </w:r>
+      <w:r>
+        <w:rPr>
+          <w:rStyle w:val="FunctionTok"/>
+        </w:rPr>
+        <w:t xml:space="preserve">ActivateFromApprovalAsync</w:t>
+      </w:r>
+      <w:r>
+        <w:rPr>
+          <w:rStyle w:val="OperatorTok"/>
+        </w:rPr>
+        <w:t xml:space="preserve">(</w:t>
       </w:r>
       <w:r>
         <w:rPr>
           <w:rStyle w:val="NormalTok"/>
         </w:rPr>
-        <w:t xml:space="preserve"> await _budget</w:t>
+        <w:t xml:space="preserve">versionId</w:t>
       </w:r>
       <w:r>
         <w:rPr>
           <w:rStyle w:val="OperatorTok"/>
         </w:rPr>
+        <w:t xml:space="preserve">,</w:t>
+      </w:r>
+      <w:r>
+        <w:rPr>
+          <w:rStyle w:val="NormalTok"/>
+        </w:rPr>
+        <w:t xml:space="preserve"> ctx</w:t>
+      </w:r>
+      <w:r>
+        <w:rPr>
+          <w:rStyle w:val="OperatorTok"/>
+        </w:rPr>
         <w:t xml:space="preserve">.</w:t>
       </w:r>
       <w:r>
         <w:rPr>
           <w:rStyle w:val="FunctionTok"/>
         </w:rPr>
-        <w:t xml:space="preserve">GetVersionAsync</w:t>
+        <w:t xml:space="preserve">DecidedById</w:t>
       </w:r>
       <w:r>
         <w:rPr>
           <w:rStyle w:val="OperatorTok"/>
         </w:rPr>
-        <w:t xml:space="preserve">(</w:t>
+        <w:t xml:space="preserve">?.</w:t>
+      </w:r>
+      <w:r>
+        <w:rPr>
+          <w:rStyle w:val="FunctionTok"/>
+        </w:rPr>
+        <w:t xml:space="preserve">ToString</w:t>
+      </w:r>
+      <w:r>
+        <w:rPr>
+          <w:rStyle w:val="OperatorTok"/>
+        </w:rPr>
+        <w:t xml:space="preserve">()</w:t>
       </w:r>
       <w:r>
         <w:rPr>
           <w:rStyle w:val="NormalTok"/>
         </w:rPr>
-        <w:t xml:space="preserve">versionId</w:t>
+        <w:t xml:space="preserve"> </w:t>
       </w:r>
       <w:r>
         <w:rPr>
           <w:rStyle w:val="OperatorTok"/>
         </w:rPr>
+        <w:t xml:space="preserve">??</w:t>
+      </w:r>
+      <w:r>
+        <w:rPr>
+          <w:rStyle w:val="NormalTok"/>
+        </w:rPr>
+        <w:t xml:space="preserve"> </w:t>
+      </w:r>
+      <w:r>
+        <w:rPr>
+          <w:rStyle w:val="StringTok"/>
+        </w:rPr>
+        <w:t xml:space="preserve">"OA"</w:t>
+      </w:r>
+      <w:r>
+        <w:rPr>
+          <w:rStyle w:val="OperatorTok"/>
+        </w:rPr>
         <w:t xml:space="preserve">);</w:t>
-      </w:r>
-      <w:r>
-        <w:br/>
-      </w:r>
-      <w:r>
-        <w:rPr>
-          <w:rStyle w:val="NormalTok"/>
-        </w:rPr>
-        <w:t xml:space="preserve">    </w:t>
-      </w:r>
-      <w:r>
-        <w:rPr>
-          <w:rStyle w:val="KeywordTok"/>
-        </w:rPr>
-        <w:t xml:space="preserve">if</w:t>
-      </w:r>
-      <w:r>
-        <w:rPr>
-          <w:rStyle w:val="NormalTok"/>
-        </w:rPr>
-        <w:t xml:space="preserve"> </w:t>
-      </w:r>
-      <w:r>
-        <w:rPr>
-          <w:rStyle w:val="OperatorTok"/>
-        </w:rPr>
-        <w:t xml:space="preserve">(</w:t>
-      </w:r>
-      <w:r>
-        <w:rPr>
-          <w:rStyle w:val="NormalTok"/>
-        </w:rPr>
-        <w:t xml:space="preserve">v</w:t>
-      </w:r>
-      <w:r>
-        <w:rPr>
-          <w:rStyle w:val="OperatorTok"/>
-        </w:rPr>
-        <w:t xml:space="preserve">.</w:t>
-      </w:r>
-      <w:r>
-        <w:rPr>
-          <w:rStyle w:val="FunctionTok"/>
-        </w:rPr>
-        <w:t xml:space="preserve">Status</w:t>
-      </w:r>
-      <w:r>
-        <w:rPr>
-          <w:rStyle w:val="NormalTok"/>
-        </w:rPr>
-        <w:t xml:space="preserve"> </w:t>
-      </w:r>
-      <w:r>
-        <w:rPr>
-          <w:rStyle w:val="OperatorTok"/>
-        </w:rPr>
-        <w:t xml:space="preserve">==</w:t>
-      </w:r>
-      <w:r>
-        <w:rPr>
-          <w:rStyle w:val="NormalTok"/>
-        </w:rPr>
-        <w:t xml:space="preserve"> Approved </w:t>
-      </w:r>
-      <w:r>
-        <w:rPr>
-          <w:rStyle w:val="OperatorTok"/>
-        </w:rPr>
-        <w:t xml:space="preserve">||</w:t>
-      </w:r>
-      <w:r>
-        <w:rPr>
-          <w:rStyle w:val="NormalTok"/>
-        </w:rPr>
-        <w:t xml:space="preserve"> v</w:t>
-      </w:r>
-      <w:r>
-        <w:rPr>
-          <w:rStyle w:val="OperatorTok"/>
-        </w:rPr>
-        <w:t xml:space="preserve">.</w:t>
-      </w:r>
-      <w:r>
-        <w:rPr>
-          <w:rStyle w:val="FunctionTok"/>
-        </w:rPr>
-        <w:t xml:space="preserve">IsActive</w:t>
-      </w:r>
-      <w:r>
-        <w:rPr>
-          <w:rStyle w:val="OperatorTok"/>
-        </w:rPr>
-        <w:t xml:space="preserve">)</w:t>
-      </w:r>
-      <w:r>
-        <w:rPr>
-          <w:rStyle w:val="NormalTok"/>
-        </w:rPr>
-        <w:t xml:space="preserve"> </w:t>
-      </w:r>
-      <w:r>
-        <w:rPr>
-          <w:rStyle w:val="KeywordTok"/>
-        </w:rPr>
-        <w:t xml:space="preserve">return</w:t>
-      </w:r>
-      <w:r>
-        <w:rPr>
-          <w:rStyle w:val="OperatorTok"/>
-        </w:rPr>
-        <w:t xml:space="preserve">;</w:t>
-      </w:r>
-      <w:r>
-        <w:rPr>
-          <w:rStyle w:val="NormalTok"/>
-        </w:rPr>
-        <w:t xml:space="preserve">             </w:t>
-      </w:r>
-      <w:r>
-        <w:rPr>
-          <w:rStyle w:val="CommentTok"/>
-        </w:rPr>
-        <w:t xml:space="preserve">// 幂等</w:t>
-      </w:r>
-      <w:r>
-        <w:br/>
-      </w:r>
-      <w:r>
-        <w:rPr>
-          <w:rStyle w:val="NormalTok"/>
-        </w:rPr>
-        <w:t xml:space="preserve">    </w:t>
-      </w:r>
-      <w:r>
-        <w:rPr>
-          <w:rStyle w:val="KeywordTok"/>
-        </w:rPr>
-        <w:t xml:space="preserve">if</w:t>
-      </w:r>
-      <w:r>
-        <w:rPr>
-          <w:rStyle w:val="NormalTok"/>
-        </w:rPr>
-        <w:t xml:space="preserve"> </w:t>
-      </w:r>
-      <w:r>
-        <w:rPr>
-          <w:rStyle w:val="OperatorTok"/>
-        </w:rPr>
-        <w:t xml:space="preserve">(</w:t>
-      </w:r>
-      <w:r>
-        <w:rPr>
-          <w:rStyle w:val="NormalTok"/>
-        </w:rPr>
-        <w:t xml:space="preserve">v</w:t>
-      </w:r>
-      <w:r>
-        <w:rPr>
-          <w:rStyle w:val="OperatorTok"/>
-        </w:rPr>
-        <w:t xml:space="preserve">.</w:t>
-      </w:r>
-      <w:r>
-        <w:rPr>
-          <w:rStyle w:val="FunctionTok"/>
-        </w:rPr>
-        <w:t xml:space="preserve">Status</w:t>
-      </w:r>
-      <w:r>
-        <w:rPr>
-          <w:rStyle w:val="NormalTok"/>
-        </w:rPr>
-        <w:t xml:space="preserve"> </w:t>
-      </w:r>
-      <w:r>
-        <w:rPr>
-          <w:rStyle w:val="OperatorTok"/>
-        </w:rPr>
-        <w:t xml:space="preserve">!=</w:t>
-      </w:r>
-      <w:r>
-        <w:rPr>
-          <w:rStyle w:val="NormalTok"/>
-        </w:rPr>
-        <w:t xml:space="preserve"> PendingApproval</w:t>
-      </w:r>
-      <w:r>
-        <w:rPr>
-          <w:rStyle w:val="OperatorTok"/>
-        </w:rPr>
-        <w:t xml:space="preserve">)</w:t>
-      </w:r>
-      <w:r>
-        <w:rPr>
-          <w:rStyle w:val="NormalTok"/>
-        </w:rPr>
-        <w:t xml:space="preserve"> </w:t>
-      </w:r>
-      <w:r>
-        <w:rPr>
-          <w:rStyle w:val="KeywordTok"/>
-        </w:rPr>
-        <w:t xml:space="preserve">throw</w:t>
-      </w:r>
-      <w:r>
-        <w:rPr>
-          <w:rStyle w:val="NormalTok"/>
-        </w:rPr>
-        <w:t xml:space="preserve"> </w:t>
-      </w:r>
-      <w:r>
-        <w:rPr>
-          <w:rStyle w:val="OperatorTok"/>
-        </w:rPr>
-        <w:t xml:space="preserve">...(</w:t>
-      </w:r>
-      <w:r>
-        <w:rPr>
-          <w:rStyle w:val="StringTok"/>
-        </w:rPr>
-        <w:t xml:space="preserve">"状态非审批中"</w:t>
-      </w:r>
-      <w:r>
-        <w:rPr>
-          <w:rStyle w:val="OperatorTok"/>
-        </w:rPr>
-        <w:t xml:space="preserve">);</w:t>
-      </w:r>
-      <w:r>
-        <w:br/>
-      </w:r>
-      <w:r>
-        <w:rPr>
-          <w:rStyle w:val="NormalTok"/>
-        </w:rPr>
-        <w:t xml:space="preserve">    v</w:t>
-      </w:r>
-      <w:r>
-        <w:rPr>
-          <w:rStyle w:val="OperatorTok"/>
-        </w:rPr>
-        <w:t xml:space="preserve">.</w:t>
-      </w:r>
-      <w:r>
-        <w:rPr>
-          <w:rStyle w:val="FunctionTok"/>
-        </w:rPr>
-        <w:t xml:space="preserve">Status</w:t>
-      </w:r>
-      <w:r>
-        <w:rPr>
-          <w:rStyle w:val="NormalTok"/>
-        </w:rPr>
-        <w:t xml:space="preserve"> </w:t>
-      </w:r>
-      <w:r>
-        <w:rPr>
-          <w:rStyle w:val="OperatorTok"/>
-        </w:rPr>
-        <w:t xml:space="preserve">=</w:t>
-      </w:r>
-      <w:r>
-        <w:rPr>
-          <w:rStyle w:val="NormalTok"/>
-        </w:rPr>
-        <w:t xml:space="preserve"> Approved</w:t>
-      </w:r>
-      <w:r>
-        <w:rPr>
-          <w:rStyle w:val="OperatorTok"/>
-        </w:rPr>
-        <w:t xml:space="preserve">;</w:t>
-      </w:r>
-      <w:r>
-        <w:rPr>
-          <w:rStyle w:val="NormalTok"/>
-        </w:rPr>
-        <w:t xml:space="preserve"> v</w:t>
-      </w:r>
-      <w:r>
-        <w:rPr>
-          <w:rStyle w:val="OperatorTok"/>
-        </w:rPr>
-        <w:t xml:space="preserve">.</w:t>
-      </w:r>
-      <w:r>
-        <w:rPr>
-          <w:rStyle w:val="FunctionTok"/>
-        </w:rPr>
-        <w:t xml:space="preserve">ApprovedAt</w:t>
-      </w:r>
-      <w:r>
-        <w:rPr>
-          <w:rStyle w:val="NormalTok"/>
-        </w:rPr>
-        <w:t xml:space="preserve"> </w:t>
-      </w:r>
-      <w:r>
-        <w:rPr>
-          <w:rStyle w:val="OperatorTok"/>
-        </w:rPr>
-        <w:t xml:space="preserve">=</w:t>
-      </w:r>
-      <w:r>
-        <w:rPr>
-          <w:rStyle w:val="NormalTok"/>
-        </w:rPr>
-        <w:t xml:space="preserve"> now</w:t>
-      </w:r>
-      <w:r>
-        <w:rPr>
-          <w:rStyle w:val="OperatorTok"/>
-        </w:rPr>
-        <w:t xml:space="preserve">;</w:t>
-      </w:r>
-      <w:r>
-        <w:rPr>
-          <w:rStyle w:val="NormalTok"/>
-        </w:rPr>
-        <w:t xml:space="preserve"> v</w:t>
-      </w:r>
-      <w:r>
-        <w:rPr>
-          <w:rStyle w:val="OperatorTok"/>
-        </w:rPr>
-        <w:t xml:space="preserve">.</w:t>
-      </w:r>
-      <w:r>
-        <w:rPr>
-          <w:rStyle w:val="FunctionTok"/>
-        </w:rPr>
-        <w:t xml:space="preserve">ApprovedBy</w:t>
-      </w:r>
-      <w:r>
-        <w:rPr>
-          <w:rStyle w:val="NormalTok"/>
-        </w:rPr>
-        <w:t xml:space="preserve"> </w:t>
-      </w:r>
-      <w:r>
-        <w:rPr>
-          <w:rStyle w:val="OperatorTok"/>
-        </w:rPr>
-        <w:t xml:space="preserve">=</w:t>
-      </w:r>
-      <w:r>
-        <w:rPr>
-          <w:rStyle w:val="NormalTok"/>
-        </w:rPr>
-        <w:t xml:space="preserve"> ctx</w:t>
-      </w:r>
-      <w:r>
-        <w:rPr>
-          <w:rStyle w:val="OperatorTok"/>
-        </w:rPr>
-        <w:t xml:space="preserve">.</w:t>
-      </w:r>
-      <w:r>
-        <w:rPr>
-          <w:rStyle w:val="FunctionTok"/>
-        </w:rPr>
-        <w:t xml:space="preserve">DecidedById</w:t>
-      </w:r>
-      <w:r>
-        <w:rPr>
-          <w:rStyle w:val="OperatorTok"/>
-        </w:rPr>
-        <w:t xml:space="preserve">?.</w:t>
-      </w:r>
-      <w:r>
-        <w:rPr>
-          <w:rStyle w:val="FunctionTok"/>
-        </w:rPr>
-        <w:t xml:space="preserve">ToString</w:t>
-      </w:r>
-      <w:r>
-        <w:rPr>
-          <w:rStyle w:val="OperatorTok"/>
-        </w:rPr>
-        <w:t xml:space="preserve">()</w:t>
-      </w:r>
-      <w:r>
-        <w:rPr>
-          <w:rStyle w:val="NormalTok"/>
-        </w:rPr>
-        <w:t xml:space="preserve"> </w:t>
-      </w:r>
-      <w:r>
-        <w:rPr>
-          <w:rStyle w:val="OperatorTok"/>
-        </w:rPr>
-        <w:t xml:space="preserve">??</w:t>
-      </w:r>
-      <w:r>
-        <w:rPr>
-          <w:rStyle w:val="NormalTok"/>
-        </w:rPr>
-        <w:t xml:space="preserve"> </w:t>
-      </w:r>
-      <w:r>
-        <w:rPr>
-          <w:rStyle w:val="StringTok"/>
-        </w:rPr>
-        <w:t xml:space="preserve">"OA"</w:t>
-      </w:r>
-      <w:r>
-        <w:rPr>
-          <w:rStyle w:val="OperatorTok"/>
-        </w:rPr>
-        <w:t xml:space="preserve">;</w:t>
-      </w:r>
-      <w:r>
-        <w:br/>
-      </w:r>
-      <w:r>
-        <w:rPr>
-          <w:rStyle w:val="NormalTok"/>
-        </w:rPr>
-        <w:t xml:space="preserve">    await _budget</w:t>
-      </w:r>
-      <w:r>
-        <w:rPr>
-          <w:rStyle w:val="OperatorTok"/>
-        </w:rPr>
-        <w:t xml:space="preserve">.</w:t>
-      </w:r>
-      <w:r>
-        <w:rPr>
-          <w:rStyle w:val="FunctionTok"/>
-        </w:rPr>
-        <w:t xml:space="preserve">ActivateAsync</w:t>
-      </w:r>
-      <w:r>
-        <w:rPr>
-          <w:rStyle w:val="OperatorTok"/>
-        </w:rPr>
-        <w:t xml:space="preserve">(</w:t>
-      </w:r>
-      <w:r>
-        <w:rPr>
-          <w:rStyle w:val="NormalTok"/>
-        </w:rPr>
-        <w:t xml:space="preserve">versionId</w:t>
-      </w:r>
-      <w:r>
-        <w:rPr>
-          <w:rStyle w:val="OperatorTok"/>
-        </w:rPr>
-        <w:t xml:space="preserve">);</w:t>
-      </w:r>
-      <w:r>
-        <w:rPr>
-          <w:rStyle w:val="NormalTok"/>
-        </w:rPr>
-        <w:t xml:space="preserve">                     </w:t>
-      </w:r>
-      <w:r>
-        <w:rPr>
-          <w:rStyle w:val="CommentTok"/>
-        </w:rPr>
-        <w:t xml:space="preserve">// §8.3 自动激活（决策 §8-1）</w:t>
       </w:r>
       <w:r>
         <w:br/>
@@ -13994,6 +14207,261 @@
           <w:rFonts w:hint="eastAsia"/>
         </w:rPr>
         <w:t xml:space="preserve">分发）。</w:t>
+      </w:r>
+    </w:p>
+    <w:p>
+      <w:pPr>
+        <w:pStyle w:val="BlockText"/>
+      </w:pPr>
+      <w:r>
+        <w:rPr>
+          <w:rFonts w:hint="eastAsia"/>
+          <w:b/>
+          <w:bCs/>
+        </w:rPr>
+        <w:t xml:space="preserve">事务边界（关键）</w:t>
+      </w:r>
+      <w:r>
+        <w:rPr>
+          <w:rFonts w:hint="eastAsia"/>
+        </w:rPr>
+        <w:t xml:space="preserve">：</w:t>
+      </w:r>
+      <w:r>
+        <w:rPr>
+          <w:rStyle w:val="VerbatimChar"/>
+        </w:rPr>
+        <w:t xml:space="preserve">BudgetApprovalCallback</w:t>
+      </w:r>
+      <w:r>
+        <w:t xml:space="preserve"> </w:t>
+      </w:r>
+      <w:r>
+        <w:rPr>
+          <w:rFonts w:hint="eastAsia"/>
+        </w:rPr>
+        <w:t xml:space="preserve">与</w:t>
+      </w:r>
+      <w:r>
+        <w:t xml:space="preserve"> OA </w:t>
+      </w:r>
+      <w:r>
+        <w:rPr>
+          <w:rFonts w:hint="eastAsia"/>
+        </w:rPr>
+        <w:t xml:space="preserve">引擎</w:t>
+      </w:r>
+      <w:r>
+        <w:rPr>
+          <w:rFonts w:hint="eastAsia"/>
+          <w:b/>
+          <w:bCs/>
+        </w:rPr>
+        <w:t xml:space="preserve">共享同一个</w:t>
+      </w:r>
+      <w:r>
+        <w:rPr>
+          <w:b/>
+          <w:bCs/>
+        </w:rPr>
+        <w:t xml:space="preserve"> scoped</w:t>
+      </w:r>
+      <w:r>
+        <w:rPr>
+          <w:b/>
+          <w:bCs/>
+        </w:rPr>
+        <w:t xml:space="preserve"> </w:t>
+      </w:r>
+      <w:r>
+        <w:rPr>
+          <w:rStyle w:val="VerbatimChar"/>
+          <w:b/>
+          <w:bCs/>
+        </w:rPr>
+        <w:t xml:space="preserve">CP6Context</w:t>
+      </w:r>
+      <w:r>
+        <w:rPr>
+          <w:rFonts w:hint="eastAsia"/>
+        </w:rPr>
+        <w:t xml:space="preserve">，回调在引擎最终</w:t>
+      </w:r>
+      <w:r>
+        <w:t xml:space="preserve"> </w:t>
+      </w:r>
+      <w:r>
+        <w:rPr>
+          <w:rStyle w:val="VerbatimChar"/>
+        </w:rPr>
+        <w:t xml:space="preserve">SaveChangesAsync</w:t>
+      </w:r>
+      <w:r>
+        <w:t xml:space="preserve"> </w:t>
+      </w:r>
+      <w:r>
+        <w:rPr>
+          <w:rFonts w:hint="eastAsia"/>
+          <w:b/>
+          <w:bCs/>
+        </w:rPr>
+        <w:t xml:space="preserve">之前</w:t>
+      </w:r>
+      <w:r>
+        <w:rPr>
+          <w:rFonts w:hint="eastAsia"/>
+        </w:rPr>
+        <w:t xml:space="preserve">被调用。因此</w:t>
+      </w:r>
+      <w:r>
+        <w:t xml:space="preserve"> </w:t>
+      </w:r>
+      <w:r>
+        <w:rPr>
+          <w:rStyle w:val="VerbatimChar"/>
+        </w:rPr>
+        <w:t xml:space="preserve">ActivateFromApprovalAsync</w:t>
+      </w:r>
+      <w:r>
+        <w:t xml:space="preserve"> </w:t>
+      </w:r>
+      <w:r>
+        <w:rPr>
+          <w:rFonts w:hint="eastAsia"/>
+        </w:rPr>
+        <w:t xml:space="preserve">必须在</w:t>
+      </w:r>
+      <w:r>
+        <w:rPr>
+          <w:rFonts w:hint="eastAsia"/>
+          <w:b/>
+          <w:bCs/>
+        </w:rPr>
+        <w:t xml:space="preserve">同一</w:t>
+      </w:r>
+      <w:r>
+        <w:rPr>
+          <w:b/>
+          <w:bCs/>
+        </w:rPr>
+        <w:t xml:space="preserve"> DbContext / </w:t>
+      </w:r>
+      <w:r>
+        <w:rPr>
+          <w:rFonts w:hint="eastAsia"/>
+          <w:b/>
+          <w:bCs/>
+        </w:rPr>
+        <w:t xml:space="preserve">同一事务内</w:t>
+      </w:r>
+      <w:r>
+        <w:rPr>
+          <w:rFonts w:hint="eastAsia"/>
+        </w:rPr>
+        <w:t xml:space="preserve">一次性完成「置</w:t>
+      </w:r>
+      <w:r>
+        <w:t xml:space="preserve"> Approved + </w:t>
+      </w:r>
+      <w:r>
+        <w:rPr>
+          <w:rFonts w:hint="eastAsia"/>
+        </w:rPr>
+        <w:t xml:space="preserve">清旧</w:t>
+      </w:r>
+      <w:r>
+        <w:t xml:space="preserve"> Active→Archived + </w:t>
+      </w:r>
+      <w:r>
+        <w:rPr>
+          <w:rFonts w:hint="eastAsia"/>
+        </w:rPr>
+        <w:t xml:space="preserve">本版</w:t>
+      </w:r>
+      <w:r>
+        <w:t xml:space="preserve"> </w:t>
+      </w:r>
+      <w:r>
+        <w:rPr>
+          <w:rFonts w:hint="eastAsia"/>
+        </w:rPr>
+        <w:t xml:space="preserve">IsActive=true」，且</w:t>
+      </w:r>
+      <w:r>
+        <w:rPr>
+          <w:rFonts w:hint="eastAsia"/>
+          <w:b/>
+          <w:bCs/>
+        </w:rPr>
+        <w:t xml:space="preserve">全程基于已加载的实体引用操作、不中途重查刚改未存盘的状态</w:t>
+      </w:r>
+      <w:r>
+        <w:rPr>
+          <w:rFonts w:hint="eastAsia"/>
+        </w:rPr>
+        <w:t xml:space="preserve">（否则会读不到未</w:t>
+      </w:r>
+      <w:r>
+        <w:t xml:space="preserve"> </w:t>
+      </w:r>
+      <w:r>
+        <w:rPr>
+          <w:rStyle w:val="VerbatimChar"/>
+        </w:rPr>
+        <w:t xml:space="preserve">SaveChanges</w:t>
+      </w:r>
+      <w:r>
+        <w:t xml:space="preserve"> </w:t>
+      </w:r>
+      <w:r>
+        <w:rPr>
+          <w:rFonts w:hint="eastAsia"/>
+        </w:rPr>
+        <w:t xml:space="preserve">的</w:t>
+      </w:r>
+      <w:r>
+        <w:t xml:space="preserve"> </w:t>
+      </w:r>
+      <w:r>
+        <w:rPr>
+          <w:rStyle w:val="VerbatimChar"/>
+        </w:rPr>
+        <w:t xml:space="preserve">Approved</w:t>
+      </w:r>
+      <w:r>
+        <w:rPr>
+          <w:rFonts w:hint="eastAsia"/>
+        </w:rPr>
+        <w:t xml:space="preserve">，导致状态判断不一致）。回调内</w:t>
+      </w:r>
+      <w:r>
+        <w:rPr>
+          <w:rFonts w:hint="eastAsia"/>
+          <w:b/>
+          <w:bCs/>
+        </w:rPr>
+        <w:t xml:space="preserve">不自行</w:t>
+      </w:r>
+      <w:r>
+        <w:rPr>
+          <w:b/>
+          <w:bCs/>
+        </w:rPr>
+        <w:t xml:space="preserve"> </w:t>
+      </w:r>
+      <w:r>
+        <w:rPr>
+          <w:rStyle w:val="VerbatimChar"/>
+          <w:b/>
+          <w:bCs/>
+        </w:rPr>
+        <w:t xml:space="preserve">SaveChanges</w:t>
+      </w:r>
+      <w:r>
+        <w:rPr>
+          <w:rFonts w:hint="eastAsia"/>
+        </w:rPr>
+        <w:t xml:space="preserve">——交引擎统一持久化，保证审批终态与预算激活的原子性。</w:t>
       </w:r>
     </w:p>
     <w:bookmarkEnd w:id="39"/>
@@ -14027,24 +14495,360 @@
       </w:pPr>
       <w:r>
         <w:rPr>
-          <w:rStyle w:val="VerbatimChar"/>
+          <w:rFonts w:hint="eastAsia"/>
+        </w:rPr>
+        <w:t xml:space="preserve">两个入口，逻辑同源、事务边界不同：</w:t>
+      </w:r>
+    </w:p>
+    <w:p>
+      <w:pPr>
+        <w:pStyle w:val="BodyText"/>
+      </w:pPr>
+      <w:r>
+        <w:rPr>
+          <w:b/>
+          <w:bCs/>
+        </w:rPr>
+        <w:t xml:space="preserve">①</w:t>
+      </w:r>
+      <w:r>
+        <w:rPr>
+          <w:b/>
+          <w:bCs/>
+        </w:rPr>
+        <w:t xml:space="preserve"> </w:t>
+      </w:r>
+      <w:r>
+        <w:rPr>
+          <w:rStyle w:val="VerbatimChar"/>
+          <w:b/>
+          <w:bCs/>
+        </w:rPr>
+        <w:t xml:space="preserve">ActivateFromApprovalAsync(versionId, decidedBy)</w:t>
+      </w:r>
+      <w:r>
+        <w:rPr>
+          <w:rFonts w:hint="eastAsia"/>
+          <w:b/>
+          <w:bCs/>
+        </w:rPr>
+        <w:t xml:space="preserve">（OA</w:t>
+      </w:r>
+      <w:r>
+        <w:rPr>
+          <w:b/>
+          <w:bCs/>
+        </w:rPr>
+        <w:t xml:space="preserve"> </w:t>
+      </w:r>
+      <w:r>
+        <w:rPr>
+          <w:rFonts w:hint="eastAsia"/>
+          <w:b/>
+          <w:bCs/>
+        </w:rPr>
+        <w:t xml:space="preserve">回调专用，§8.2</w:t>
+      </w:r>
+      <w:r>
+        <w:rPr>
+          <w:b/>
+          <w:bCs/>
+        </w:rPr>
+        <w:t xml:space="preserve"> </w:t>
+      </w:r>
+      <w:r>
+        <w:rPr>
+          <w:rFonts w:hint="eastAsia"/>
+          <w:b/>
+          <w:bCs/>
+        </w:rPr>
+        <w:t xml:space="preserve">内调）</w:t>
+      </w:r>
+      <w:r>
+        <w:rPr>
+          <w:rFonts w:hint="eastAsia"/>
+        </w:rPr>
+        <w:t xml:space="preserve">——在与引擎共享的</w:t>
+      </w:r>
+      <w:r>
+        <w:t xml:space="preserve"> DbContext </w:t>
+      </w:r>
+      <w:r>
+        <w:rPr>
+          <w:rFonts w:hint="eastAsia"/>
+        </w:rPr>
+        <w:t xml:space="preserve">内一次性完成，不自行</w:t>
+      </w:r>
+      <w:r>
+        <w:t xml:space="preserve"> </w:t>
+      </w:r>
+      <w:r>
+        <w:rPr>
+          <w:rFonts w:hint="eastAsia"/>
+        </w:rPr>
+        <w:t xml:space="preserve">SaveChanges：</w:t>
+      </w:r>
+      <w:r>
+        <w:t xml:space="preserve"> </w:t>
+      </w:r>
+      <w:r>
+        <w:t xml:space="preserve">1. </w:t>
+      </w:r>
+      <w:r>
+        <w:rPr>
+          <w:rFonts w:hint="eastAsia"/>
+        </w:rPr>
+        <w:t xml:space="preserve">加载本版本实体；守卫</w:t>
+      </w:r>
+      <w:r>
+        <w:t xml:space="preserve"> </w:t>
+      </w:r>
+      <w:r>
+        <w:rPr>
+          <w:rStyle w:val="VerbatimChar"/>
+        </w:rPr>
+        <w:t xml:space="preserve">Status=PendingApproval</w:t>
+      </w:r>
+      <w:r>
+        <w:rPr>
+          <w:rFonts w:hint="eastAsia"/>
+        </w:rPr>
+        <w:t xml:space="preserve">（幂等：已</w:t>
+      </w:r>
+      <w:r>
+        <w:t xml:space="preserve"> Approved/IsActive </w:t>
+      </w:r>
+      <w:r>
+        <w:rPr>
+          <w:rFonts w:hint="eastAsia"/>
+        </w:rPr>
+        <w:t xml:space="preserve">直接返回）。</w:t>
+      </w:r>
+      <w:r>
+        <w:t xml:space="preserve"> </w:t>
+      </w:r>
+      <w:r>
+        <w:t xml:space="preserve">2. </w:t>
+      </w:r>
+      <w:r>
+        <w:rPr>
+          <w:rFonts w:hint="eastAsia"/>
+        </w:rPr>
+        <w:t xml:space="preserve">置</w:t>
+      </w:r>
+      <w:r>
+        <w:t xml:space="preserve"> </w:t>
+      </w:r>
+      <w:r>
+        <w:rPr>
+          <w:rStyle w:val="VerbatimChar"/>
+        </w:rPr>
+        <w:t xml:space="preserve">Status=Approved</w:t>
+      </w:r>
+      <w:r>
+        <w:t xml:space="preserve">、</w:t>
+      </w:r>
+      <w:r>
+        <w:rPr>
+          <w:rStyle w:val="VerbatimChar"/>
+        </w:rPr>
+        <w:t xml:space="preserve">ApprovedAt=now</w:t>
+      </w:r>
+      <w:r>
+        <w:t xml:space="preserve">、</w:t>
+      </w:r>
+      <w:r>
+        <w:rPr>
+          <w:rStyle w:val="VerbatimChar"/>
+        </w:rPr>
+        <w:t xml:space="preserve">ApprovedBy=decidedBy</w:t>
+      </w:r>
+      <w:r>
+        <w:t xml:space="preserve">。</w:t>
+      </w:r>
+      <w:r>
+        <w:t xml:space="preserve"> </w:t>
+      </w:r>
+      <w:r>
+        <w:t xml:space="preserve">3. </w:t>
+      </w:r>
+      <w:r>
+        <w:rPr>
+          <w:rFonts w:hint="eastAsia"/>
+        </w:rPr>
+        <w:t xml:space="preserve">同</w:t>
+      </w:r>
+      <w:r>
+        <w:t xml:space="preserve"> Budget </w:t>
+      </w:r>
+      <w:r>
+        <w:rPr>
+          <w:rFonts w:hint="eastAsia"/>
+        </w:rPr>
+        <w:t xml:space="preserve">下其它</w:t>
+      </w:r>
+      <w:r>
+        <w:t xml:space="preserve"> </w:t>
+      </w:r>
+      <w:r>
+        <w:rPr>
+          <w:rStyle w:val="VerbatimChar"/>
+        </w:rPr>
+        <w:t xml:space="preserve">IsActive=true</w:t>
+      </w:r>
+      <w:r>
+        <w:t xml:space="preserve"> </w:t>
+      </w:r>
+      <w:r>
+        <w:rPr>
+          <w:rFonts w:hint="eastAsia"/>
+        </w:rPr>
+        <w:t xml:space="preserve">版本（同一查询/同</w:t>
+      </w:r>
+      <w:r>
+        <w:t xml:space="preserve"> DbContext </w:t>
+      </w:r>
+      <w:r>
+        <w:rPr>
+          <w:rFonts w:hint="eastAsia"/>
+        </w:rPr>
+        <w:t xml:space="preserve">加载）→</w:t>
+      </w:r>
+      <w:r>
+        <w:t xml:space="preserve"> </w:t>
+      </w:r>
+      <w:r>
+        <w:rPr>
+          <w:rFonts w:hint="eastAsia"/>
+        </w:rPr>
+        <w:t xml:space="preserve">置</w:t>
+      </w:r>
+      <w:r>
+        <w:t xml:space="preserve"> </w:t>
+      </w:r>
+      <w:r>
+        <w:rPr>
+          <w:rStyle w:val="VerbatimChar"/>
+        </w:rPr>
+        <w:t xml:space="preserve">IsActive=false</w:t>
+      </w:r>
+      <w:r>
+        <w:t xml:space="preserve">、</w:t>
+      </w:r>
+      <w:r>
+        <w:rPr>
+          <w:rStyle w:val="VerbatimChar"/>
+        </w:rPr>
+        <w:t xml:space="preserve">Status=Archived</w:t>
+      </w:r>
+      <w:r>
+        <w:t xml:space="preserve">。</w:t>
+      </w:r>
+      <w:r>
+        <w:t xml:space="preserve"> </w:t>
+      </w:r>
+      <w:r>
+        <w:t xml:space="preserve">4. </w:t>
+      </w:r>
+      <w:r>
+        <w:rPr>
+          <w:rFonts w:hint="eastAsia"/>
+        </w:rPr>
+        <w:t xml:space="preserve">本版本</w:t>
+      </w:r>
+      <w:r>
+        <w:t xml:space="preserve"> </w:t>
+      </w:r>
+      <w:r>
+        <w:rPr>
+          <w:rStyle w:val="VerbatimChar"/>
+        </w:rPr>
+        <w:t xml:space="preserve">IsActive=true</w:t>
+      </w:r>
+      <w:r>
+        <w:t xml:space="preserve">。</w:t>
+      </w:r>
+      <w:r>
+        <w:t xml:space="preserve"> </w:t>
+      </w:r>
+      <w:r>
+        <w:t xml:space="preserve">5. </w:t>
+      </w:r>
+      <w:r>
+        <w:rPr>
+          <w:rFonts w:hint="eastAsia"/>
+        </w:rPr>
+        <w:t xml:space="preserve">全部基于已加载实体引用改值，</w:t>
+      </w:r>
+      <w:r>
+        <w:rPr>
+          <w:rFonts w:hint="eastAsia"/>
+          <w:b/>
+          <w:bCs/>
+        </w:rPr>
+        <w:t xml:space="preserve">不重查刚改未存盘的状态</w:t>
+      </w:r>
+      <w:r>
+        <w:rPr>
+          <w:rFonts w:hint="eastAsia"/>
+        </w:rPr>
+        <w:t xml:space="preserve">；引擎随后统一</w:t>
+      </w:r>
+      <w:r>
+        <w:t xml:space="preserve"> </w:t>
+      </w:r>
+      <w:r>
+        <w:rPr>
+          <w:rStyle w:val="VerbatimChar"/>
+        </w:rPr>
+        <w:t xml:space="preserve">SaveChanges</w:t>
+      </w:r>
+      <w:r>
+        <w:rPr>
+          <w:rFonts w:hint="eastAsia"/>
+        </w:rPr>
+        <w:t xml:space="preserve">（与审批终态同事务原子落库）。</w:t>
+      </w:r>
+    </w:p>
+    <w:p>
+      <w:pPr>
+        <w:pStyle w:val="BodyText"/>
+      </w:pPr>
+      <w:r>
+        <w:rPr>
+          <w:b/>
+          <w:bCs/>
+        </w:rPr>
+        <w:t xml:space="preserve">②</w:t>
+      </w:r>
+      <w:r>
+        <w:rPr>
+          <w:b/>
+          <w:bCs/>
+        </w:rPr>
+        <w:t xml:space="preserve"> </w:t>
+      </w:r>
+      <w:r>
+        <w:rPr>
+          <w:rStyle w:val="VerbatimChar"/>
+          <w:b/>
+          <w:bCs/>
         </w:rPr>
         <w:t xml:space="preserve">ActivateAsync(versionId)</w:t>
       </w:r>
       <w:r>
         <w:rPr>
           <w:rFonts w:hint="eastAsia"/>
-        </w:rPr>
-        <w:t xml:space="preserve">（OnApproved</w:t>
-      </w:r>
-      <w:r>
-        <w:t xml:space="preserve"> </w:t>
-      </w:r>
-      <w:r>
-        <w:rPr>
-          <w:rFonts w:hint="eastAsia"/>
-        </w:rPr>
-        <w:t xml:space="preserve">内调，也可独立端点供异常补救）：</w:t>
+          <w:b/>
+          <w:bCs/>
+        </w:rPr>
+        <w:t xml:space="preserve">（独立端点，手动补救/异常处置用）</w:t>
+      </w:r>
+      <w:r>
+        <w:rPr>
+          <w:rFonts w:hint="eastAsia"/>
+        </w:rPr>
+        <w:t xml:space="preserve">——独立事务：</w:t>
       </w:r>
       <w:r>
         <w:t xml:space="preserve"> </w:t>
@@ -14122,13 +14926,7 @@
         <w:t xml:space="preserve">版本</w:t>
       </w:r>
       <w:r>
-        <w:t xml:space="preserve"> → </w:t>
-      </w:r>
-      <w:r>
-        <w:rPr>
-          <w:rFonts w:hint="eastAsia"/>
-        </w:rPr>
-        <w:t xml:space="preserve">置</w:t>
+        <w:t xml:space="preserve"> →</w:t>
       </w:r>
       <w:r>
         <w:t xml:space="preserve"> </w:t>
@@ -14173,14 +14971,28 @@
         <w:t xml:space="preserve">IsActive=true</w:t>
       </w:r>
       <w:r>
+        <w:rPr>
+          <w:rFonts w:hint="eastAsia"/>
+        </w:rPr>
+        <w:t xml:space="preserve">，自行</w:t>
+      </w:r>
+      <w:r>
+        <w:t xml:space="preserve"> </w:t>
+      </w:r>
+      <w:r>
+        <w:rPr>
+          <w:rStyle w:val="VerbatimChar"/>
+        </w:rPr>
+        <w:t xml:space="preserve">SaveChanges</w:t>
+      </w:r>
+      <w:r>
         <w:t xml:space="preserve">。</w:t>
       </w:r>
-      <w:r>
-        <w:t xml:space="preserve"> </w:t>
-      </w:r>
-      <w:r>
-        <w:t xml:space="preserve">4. </w:t>
-      </w:r>
+    </w:p>
+    <w:p>
+      <w:pPr>
+        <w:pStyle w:val="BodyText"/>
+      </w:pPr>
       <w:r>
         <w:rPr>
           <w:rFonts w:hint="eastAsia"/>
@@ -14194,7 +15006,7 @@
         <w:rPr>
           <w:rFonts w:hint="eastAsia"/>
         </w:rPr>
-        <w:t xml:space="preserve">控制</w:t>
+        <w:t xml:space="preserve">的控制</w:t>
       </w:r>
       <w:r>
         <w:t xml:space="preserve"> + </w:t>
@@ -14203,7 +15015,19 @@
         <w:rPr>
           <w:rFonts w:hint="eastAsia"/>
         </w:rPr>
-        <w:t xml:space="preserve">报表基准切到本版本。</w:t>
+        <w:t xml:space="preserve">报表基准切到本版本。两入口都保证「同</w:t>
+      </w:r>
+      <w:r>
+        <w:t xml:space="preserve"> Budget </w:t>
+      </w:r>
+      <w:r>
+        <w:rPr>
+          <w:rFonts w:hint="eastAsia"/>
+        </w:rPr>
+        <w:t xml:space="preserve">至多一个</w:t>
+      </w:r>
+      <w:r>
+        <w:t xml:space="preserve"> Active」。</w:t>
       </w:r>
     </w:p>
     <w:bookmarkEnd w:id="40"/>
@@ -15281,6 +16105,184 @@
       <w:r>
         <w:rPr>
           <w:rFonts w:hint="eastAsia"/>
+          <w:b/>
+          <w:bCs/>
+        </w:rPr>
+        <w:t xml:space="preserve">未编预算实际（Unbudgeted</w:t>
+      </w:r>
+      <w:r>
+        <w:rPr>
+          <w:b/>
+          <w:bCs/>
+        </w:rPr>
+        <w:t xml:space="preserve"> </w:t>
+      </w:r>
+      <w:r>
+        <w:rPr>
+          <w:rFonts w:hint="eastAsia"/>
+          <w:b/>
+          <w:bCs/>
+        </w:rPr>
+        <w:t xml:space="preserve">Actual）——不可静默丢弃</w:t>
+      </w:r>
+      <w:r>
+        <w:rPr>
+          <w:rFonts w:hint="eastAsia"/>
+        </w:rPr>
+        <w:t xml:space="preserve">：实际发生（已过账损益类）若</w:t>
+      </w:r>
+      <w:r>
+        <w:rPr>
+          <w:rFonts w:hint="eastAsia"/>
+          <w:b/>
+          <w:bCs/>
+        </w:rPr>
+        <w:t xml:space="preserve">找不到任何匹配预算桶</w:t>
+      </w:r>
+      <w:r>
+        <w:rPr>
+          <w:rFonts w:hint="eastAsia"/>
+        </w:rPr>
+        <w:t xml:space="preserve">（含通配），</w:t>
+      </w:r>
+      <w:r>
+        <w:rPr>
+          <w:rFonts w:hint="eastAsia"/>
+          <w:b/>
+          <w:bCs/>
+        </w:rPr>
+        <w:t xml:space="preserve">不得</w:t>
+      </w:r>
+      <w:r>
+        <w:rPr>
+          <w:rFonts w:hint="eastAsia"/>
+        </w:rPr>
+        <w:t xml:space="preserve">因”没有预算行”而从报表消失。这类实际单列到</w:t>
+      </w:r>
+      <w:r>
+        <w:t xml:space="preserve"> </w:t>
+      </w:r>
+      <w:r>
+        <w:rPr>
+          <w:rFonts w:hint="eastAsia"/>
+          <w:b/>
+          <w:bCs/>
+        </w:rPr>
+        <w:t xml:space="preserve">“未编预算实际</w:t>
+      </w:r>
+      <w:r>
+        <w:rPr>
+          <w:b/>
+          <w:bCs/>
+        </w:rPr>
+        <w:t xml:space="preserve"> / Unbudgeted Actual”</w:t>
+      </w:r>
+      <w:r>
+        <w:t xml:space="preserve"> </w:t>
+      </w:r>
+      <w:r>
+        <w:rPr>
+          <w:rFonts w:hint="eastAsia"/>
+        </w:rPr>
+        <w:t xml:space="preserve">分组：按</w:t>
+      </w:r>
+      <w:r>
+        <w:t xml:space="preserve"> (Account,CC,CO) </w:t>
+      </w:r>
+      <w:r>
+        <w:rPr>
+          <w:rFonts w:hint="eastAsia"/>
+        </w:rPr>
+        <w:t xml:space="preserve">维度展示，</w:t>
+      </w:r>
+      <w:r>
+        <w:rPr>
+          <w:rStyle w:val="VerbatimChar"/>
+          <w:rFonts w:hint="eastAsia"/>
+        </w:rPr>
+        <w:t xml:space="preserve">预算=0</w:t>
+      </w:r>
+      <w:r>
+        <w:t xml:space="preserve">、</w:t>
+      </w:r>
+      <w:r>
+        <w:rPr>
+          <w:rStyle w:val="VerbatimChar"/>
+          <w:rFonts w:hint="eastAsia"/>
+        </w:rPr>
+        <w:t xml:space="preserve">实际=发生额</w:t>
+      </w:r>
+      <w:r>
+        <w:t xml:space="preserve">、</w:t>
+      </w:r>
+      <w:r>
+        <w:rPr>
+          <w:rStyle w:val="VerbatimChar"/>
+          <w:rFonts w:hint="eastAsia"/>
+        </w:rPr>
+        <w:t xml:space="preserve">差异=−实际</w:t>
+      </w:r>
+      <w:r>
+        <w:rPr>
+          <w:rFonts w:hint="eastAsia"/>
+        </w:rPr>
+        <w:t xml:space="preserve">、执行率标记为</w:t>
+      </w:r>
+      <w:r>
+        <w:t xml:space="preserve"> </w:t>
+      </w:r>
+      <w:r>
+        <w:rPr>
+          <w:rFonts w:hint="eastAsia"/>
+        </w:rPr>
+        <w:t xml:space="preserve">“∞/无预算”</w:t>
+      </w:r>
+      <w:r>
+        <w:rPr>
+          <w:rFonts w:hint="eastAsia"/>
+        </w:rPr>
+        <w:t xml:space="preserve">。用途：暴露</w:t>
+      </w:r>
+      <w:r>
+        <w:rPr>
+          <w:rFonts w:hint="eastAsia"/>
+          <w:b/>
+          <w:bCs/>
+        </w:rPr>
+        <w:t xml:space="preserve">漏编预算</w:t>
+      </w:r>
+      <w:r>
+        <w:rPr>
+          <w:rFonts w:hint="eastAsia"/>
+        </w:rPr>
+        <w:t xml:space="preserve">或</w:t>
+      </w:r>
+      <w:r>
+        <w:rPr>
+          <w:rFonts w:hint="eastAsia"/>
+          <w:b/>
+          <w:bCs/>
+        </w:rPr>
+        <w:t xml:space="preserve">异常费用</w:t>
+      </w:r>
+      <w:r>
+        <w:rPr>
+          <w:rFonts w:hint="eastAsia"/>
+        </w:rPr>
+        <w:t xml:space="preserve">。该分组计入报表合计（总实际含未编预算部分）。</w:t>
+      </w:r>
+    </w:p>
+    <w:p>
+      <w:pPr>
+        <w:pStyle w:val="Compact"/>
+        <w:numPr>
+          <w:ilvl w:val="0"/>
+          <w:numId w:val="1013"/>
+        </w:numPr>
+      </w:pPr>
+      <w:r>
+        <w:rPr>
+          <w:rFonts w:hint="eastAsia"/>
         </w:rPr>
         <w:t xml:space="preserve">每行：</w:t>
       </w:r>
@@ -15359,7 +16361,7 @@
         <w:rPr>
           <w:rFonts w:hint="eastAsia"/>
         </w:rPr>
-        <w:t xml:space="preserve">；费用超支（实际&gt;预算）标红，收入未达标（实际&lt;预算）标黄。</w:t>
+        <w:t xml:space="preserve">；费用超支（实际&gt;预算）标红，收入未达标（实际&lt;预算）标黄，未编预算实际标橙（提示漏编/异常）。</w:t>
       </w:r>
     </w:p>
     <w:p>
@@ -19149,6 +20151,132 @@
         </w:numPr>
       </w:pPr>
       <w:r>
+        <w:t xml:space="preserve">BudgetLine </w:t>
+      </w:r>
+      <w:r>
+        <w:rPr>
+          <w:rFonts w:hint="eastAsia"/>
+        </w:rPr>
+        <w:t xml:space="preserve">含</w:t>
+      </w:r>
+      <w:r>
+        <w:t xml:space="preserve"> 3 </w:t>
+      </w:r>
+      <w:r>
+        <w:rPr>
+          <w:rFonts w:hint="eastAsia"/>
+        </w:rPr>
+        <w:t xml:space="preserve">个</w:t>
+      </w:r>
+      <w:r>
+        <w:t xml:space="preserve"> not-null </w:t>
+      </w:r>
+      <w:r>
+        <w:rPr>
+          <w:rFonts w:hint="eastAsia"/>
+        </w:rPr>
+        <w:t xml:space="preserve">规范化派生列</w:t>
+      </w:r>
+      <w:r>
+        <w:t xml:space="preserve"> </w:t>
+      </w:r>
+      <w:r>
+        <w:rPr>
+          <w:rStyle w:val="VerbatimChar"/>
+        </w:rPr>
+        <w:t xml:space="preserve">CostCenterKey</w:t>
+      </w:r>
+      <w:r>
+        <w:t xml:space="preserve">(Guid)/</w:t>
+      </w:r>
+      <w:r>
+        <w:rPr>
+          <w:rStyle w:val="VerbatimChar"/>
+        </w:rPr>
+        <w:t xml:space="preserve">CostObjectTypeKey</w:t>
+      </w:r>
+      <w:r>
+        <w:t xml:space="preserve">(string)/</w:t>
+      </w:r>
+      <w:r>
+        <w:rPr>
+          <w:rStyle w:val="VerbatimChar"/>
+        </w:rPr>
+        <w:t xml:space="preserve">CostObjectIdKey</w:t>
+      </w:r>
+      <w:r>
+        <w:rPr>
+          <w:rFonts w:hint="eastAsia"/>
+        </w:rPr>
+        <w:t xml:space="preserve">(string)，与真实可空维度</w:t>
+      </w:r>
+      <w:r>
+        <w:t xml:space="preserve"> </w:t>
+      </w:r>
+      <w:r>
+        <w:rPr>
+          <w:rStyle w:val="VerbatimChar"/>
+        </w:rPr>
+        <w:t xml:space="preserve">CostCenterId</w:t>
+      </w:r>
+      <w:r>
+        <w:t xml:space="preserve">/</w:t>
+      </w:r>
+      <w:r>
+        <w:rPr>
+          <w:rStyle w:val="VerbatimChar"/>
+        </w:rPr>
+        <w:t xml:space="preserve">CostObjectType</w:t>
+      </w:r>
+      <w:r>
+        <w:t xml:space="preserve">/</w:t>
+      </w:r>
+      <w:r>
+        <w:rPr>
+          <w:rStyle w:val="VerbatimChar"/>
+        </w:rPr>
+        <w:t xml:space="preserve">CostObjectId</w:t>
+      </w:r>
+      <w:r>
+        <w:t xml:space="preserve"> </w:t>
+      </w:r>
+      <w:r>
+        <w:rPr>
+          <w:rFonts w:hint="eastAsia"/>
+        </w:rPr>
+        <w:t xml:space="preserve">并存（§3.3）；真实维度可建</w:t>
+      </w:r>
+      <w:r>
+        <w:t xml:space="preserve"> </w:t>
+      </w:r>
+      <w:r>
+        <w:rPr>
+          <w:rFonts w:hint="eastAsia"/>
+        </w:rPr>
+        <w:t xml:space="preserve">FK，Key</w:t>
+      </w:r>
+      <w:r>
+        <w:t xml:space="preserve"> </w:t>
+      </w:r>
+      <w:r>
+        <w:rPr>
+          <w:rFonts w:hint="eastAsia"/>
+        </w:rPr>
+        <w:t xml:space="preserve">列不建</w:t>
+      </w:r>
+      <w:r>
+        <w:t xml:space="preserve"> FK。</w:t>
+      </w:r>
+    </w:p>
+    <w:p>
+      <w:pPr>
+        <w:pStyle w:val="Compact"/>
+        <w:numPr>
+          <w:ilvl w:val="0"/>
+          <w:numId w:val="1018"/>
+        </w:numPr>
+      </w:pPr>
+      <w:r>
         <w:rPr>
           <w:rFonts w:hint="eastAsia"/>
         </w:rPr>
@@ -19179,13 +20307,29 @@
         <w:t xml:space="preserve">UX_Fin_BudgetLine_Dim</w:t>
       </w:r>
       <w:r>
-        <w:rPr>
-          <w:rFonts w:hint="eastAsia"/>
-        </w:rPr>
-        <w:t xml:space="preserve">(哨兵规范化非</w:t>
-      </w:r>
-      <w:r>
-        <w:t xml:space="preserve"> NULL)、</w:t>
+        <w:t xml:space="preserve">(=VersionId+AccountId+</w:t>
+      </w:r>
+      <w:r>
+        <w:rPr>
+          <w:b/>
+          <w:bCs/>
+        </w:rPr>
+        <w:t xml:space="preserve">CostCenterKey+CostObjectTypeKey+CostObjectIdKey</w:t>
+      </w:r>
+      <w:r>
+        <w:rPr>
+          <w:rFonts w:hint="eastAsia"/>
+        </w:rPr>
+        <w:t xml:space="preserve">，规避</w:t>
+      </w:r>
+      <w:r>
+        <w:t xml:space="preserve"> NULL </w:t>
+      </w:r>
+      <w:r>
+        <w:rPr>
+          <w:rFonts w:hint="eastAsia"/>
+        </w:rPr>
+        <w:t xml:space="preserve">不唯一)、</w:t>
       </w:r>
       <w:r>
         <w:rPr>
@@ -19967,24 +21111,48 @@
               <w:rPr>
                 <w:rFonts w:hint="eastAsia"/>
               </w:rPr>
-              <w:t xml:space="preserve">同版本重复维度桶</w:t>
-            </w:r>
-          </w:p>
-        </w:tc>
-        <w:tc>
-          <w:tcPr/>
-          <w:p>
-            <w:pPr>
-              <w:pStyle w:val="Compact"/>
-            </w:pPr>
-            <w:r>
-              <w:rPr>
-                <w:rFonts w:hint="eastAsia"/>
-              </w:rPr>
-              <w:t xml:space="preserve">拒绝</w:t>
-            </w:r>
-            <w:r>
-              <w:t xml:space="preserve"> E-A5-LINE-001</w:t>
+              <w:t xml:space="preserve">同版本重复维度桶（含两行均”公司级/无成本对象”即维度全空）</w:t>
+            </w:r>
+          </w:p>
+        </w:tc>
+        <w:tc>
+          <w:tcPr/>
+          <w:p>
+            <w:pPr>
+              <w:pStyle w:val="Compact"/>
+            </w:pPr>
+            <w:r>
+              <w:rPr>
+                <w:rFonts w:hint="eastAsia"/>
+              </w:rPr>
+              <w:t xml:space="preserve">规范化</w:t>
+            </w:r>
+            <w:r>
+              <w:t xml:space="preserve"> Key </w:t>
+            </w:r>
+            <w:r>
+              <w:rPr>
+                <w:rFonts w:hint="eastAsia"/>
+              </w:rPr>
+              <w:t xml:space="preserve">命中唯一索引、拒绝</w:t>
+            </w:r>
+            <w:r>
+              <w:t xml:space="preserve"> </w:t>
+            </w:r>
+            <w:r>
+              <w:rPr>
+                <w:rFonts w:hint="eastAsia"/>
+              </w:rPr>
+              <w:t xml:space="preserve">E-A5-LINE-001（验证</w:t>
+            </w:r>
+            <w:r>
+              <w:t xml:space="preserve"> NULL </w:t>
+            </w:r>
+            <w:r>
+              <w:rPr>
+                <w:rFonts w:hint="eastAsia"/>
+              </w:rPr>
+              <w:t xml:space="preserve">维度也唯一）</w:t>
             </w:r>
           </w:p>
         </w:tc>
@@ -20383,7 +21551,16 @@
               <w:rPr>
                 <w:rFonts w:hint="eastAsia"/>
               </w:rPr>
-              <w:t xml:space="preserve">args）</w:t>
+              <w:t xml:space="preserve">args）；落期经</w:t>
+            </w:r>
+            <w:r>
+              <w:t xml:space="preserve"> </w:t>
+            </w:r>
+            <w:r>
+              <w:rPr>
+                <w:rFonts w:hint="eastAsia"/>
+              </w:rPr>
+              <w:t xml:space="preserve">PeriodId（非自然财年也对）</w:t>
             </w:r>
           </w:p>
         </w:tc>
@@ -21019,6 +22196,204 @@
                 <w:rFonts w:hint="eastAsia"/>
               </w:rPr>
               <w:t xml:space="preserve">403）</w:t>
+            </w:r>
+          </w:p>
+        </w:tc>
+      </w:tr>
+      <w:tr>
+        <w:tc>
+          <w:tcPr/>
+          <w:p>
+            <w:pPr>
+              <w:pStyle w:val="Compact"/>
+            </w:pPr>
+            <w:r>
+              <w:t xml:space="preserve">AC-021</w:t>
+            </w:r>
+          </w:p>
+        </w:tc>
+        <w:tc>
+          <w:tcPr/>
+          <w:p>
+            <w:pPr>
+              <w:pStyle w:val="Compact"/>
+            </w:pPr>
+            <w:r>
+              <w:rPr>
+                <w:rFonts w:hint="eastAsia"/>
+              </w:rPr>
+              <w:t xml:space="preserve">实际发生但无任何匹配预算桶</w:t>
+            </w:r>
+          </w:p>
+        </w:tc>
+        <w:tc>
+          <w:tcPr/>
+          <w:p>
+            <w:pPr>
+              <w:pStyle w:val="Compact"/>
+            </w:pPr>
+            <w:r>
+              <w:rPr>
+                <w:rFonts w:hint="eastAsia"/>
+              </w:rPr>
+              <w:t xml:space="preserve">报表单列”未编预算实际/Unbudgeted</w:t>
+            </w:r>
+            <w:r>
+              <w:t xml:space="preserve"> </w:t>
+            </w:r>
+            <w:r>
+              <w:rPr>
+                <w:rFonts w:hint="eastAsia"/>
+              </w:rPr>
+              <w:t xml:space="preserve">Actual”分组（预算=0、实际=发生额），不静默丢弃、计入总实际</w:t>
+            </w:r>
+          </w:p>
+        </w:tc>
+      </w:tr>
+      <w:tr>
+        <w:tc>
+          <w:tcPr/>
+          <w:p>
+            <w:pPr>
+              <w:pStyle w:val="Compact"/>
+            </w:pPr>
+            <w:r>
+              <w:t xml:space="preserve">AC-022</w:t>
+            </w:r>
+          </w:p>
+        </w:tc>
+        <w:tc>
+          <w:tcPr/>
+          <w:p>
+            <w:pPr>
+              <w:pStyle w:val="Compact"/>
+            </w:pPr>
+            <w:r>
+              <w:rPr>
+                <w:rFonts w:hint="eastAsia"/>
+              </w:rPr>
+              <w:t xml:space="preserve">非自然财年（FiscalYear≠日历年）下过账落期</w:t>
+            </w:r>
+          </w:p>
+        </w:tc>
+        <w:tc>
+          <w:tcPr/>
+          <w:p>
+            <w:pPr>
+              <w:pStyle w:val="Compact"/>
+            </w:pPr>
+            <w:r>
+              <w:t xml:space="preserve">BudgetGuard </w:t>
+            </w:r>
+            <w:r>
+              <w:rPr>
+                <w:rFonts w:hint="eastAsia"/>
+              </w:rPr>
+              <w:t xml:space="preserve">经</w:t>
+            </w:r>
+            <w:r>
+              <w:t xml:space="preserve"> entry.PeriodId </w:t>
+            </w:r>
+            <w:r>
+              <w:rPr>
+                <w:rFonts w:hint="eastAsia"/>
+              </w:rPr>
+              <w:t xml:space="preserve">取</w:t>
+            </w:r>
+            <w:r>
+              <w:t xml:space="preserve"> FiscalYear/PeriodNo </w:t>
+            </w:r>
+            <w:r>
+              <w:rPr>
+                <w:rFonts w:hint="eastAsia"/>
+              </w:rPr>
+              <w:t xml:space="preserve">正确归期；PeriodId</w:t>
+            </w:r>
+            <w:r>
+              <w:t xml:space="preserve"> </w:t>
+            </w:r>
+            <w:r>
+              <w:rPr>
+                <w:rFonts w:hint="eastAsia"/>
+              </w:rPr>
+              <w:t xml:space="preserve">空时</w:t>
+            </w:r>
+            <w:r>
+              <w:t xml:space="preserve"> fallback ResolveAsync</w:t>
+            </w:r>
+          </w:p>
+        </w:tc>
+      </w:tr>
+      <w:tr>
+        <w:tc>
+          <w:tcPr/>
+          <w:p>
+            <w:pPr>
+              <w:pStyle w:val="Compact"/>
+            </w:pPr>
+            <w:r>
+              <w:t xml:space="preserve">AC-023</w:t>
+            </w:r>
+          </w:p>
+        </w:tc>
+        <w:tc>
+          <w:tcPr/>
+          <w:p>
+            <w:pPr>
+              <w:pStyle w:val="Compact"/>
+            </w:pPr>
+            <w:r>
+              <w:t xml:space="preserve">OA </w:t>
+            </w:r>
+            <w:r>
+              <w:rPr>
+                <w:rFonts w:hint="eastAsia"/>
+              </w:rPr>
+              <w:t xml:space="preserve">通过回调激活</w:t>
+            </w:r>
+          </w:p>
+        </w:tc>
+        <w:tc>
+          <w:tcPr/>
+          <w:p>
+            <w:pPr>
+              <w:pStyle w:val="Compact"/>
+            </w:pPr>
+            <w:r>
+              <w:t xml:space="preserve">OnApproved </w:t>
+            </w:r>
+            <w:r>
+              <w:rPr>
+                <w:rFonts w:hint="eastAsia"/>
+              </w:rPr>
+              <w:t xml:space="preserve">内同事务一次性完成</w:t>
+            </w:r>
+            <w:r>
+              <w:t xml:space="preserve"> </w:t>
+            </w:r>
+            <w:r>
+              <w:rPr>
+                <w:rFonts w:hint="eastAsia"/>
+              </w:rPr>
+              <w:t xml:space="preserve">Approved+清旧</w:t>
+            </w:r>
+            <w:r>
+              <w:t xml:space="preserve"> </w:t>
+            </w:r>
+            <w:r>
+              <w:rPr>
+                <w:rFonts w:hint="eastAsia"/>
+              </w:rPr>
+              <w:t xml:space="preserve">Active+本版</w:t>
+            </w:r>
+            <w:r>
+              <w:t xml:space="preserve"> </w:t>
+            </w:r>
+            <w:r>
+              <w:rPr>
+                <w:rFonts w:hint="eastAsia"/>
+              </w:rPr>
+              <w:t xml:space="preserve">IsActive，无重查未存盘状态导致的不一致</w:t>
             </w:r>
           </w:p>
         </w:tc>

--- a/docs/superpowers/specs/2026-06-20-a5-budget-design.docx
+++ b/docs/superpowers/specs/2026-06-20-a5-budget-design.docx
@@ -19826,6 +19826,42 @@
             </w:r>
             <w:r>
               <w:t xml:space="preserve"> 1..12</w:t>
+            </w:r>
+          </w:p>
+        </w:tc>
+      </w:tr>
+      <w:tr>
+        <w:tc>
+          <w:tcPr/>
+          <w:p>
+            <w:pPr>
+              <w:pStyle w:val="Compact"/>
+            </w:pPr>
+            <w:r>
+              <w:t xml:space="preserve">E-A5-LINE-005</w:t>
+            </w:r>
+          </w:p>
+        </w:tc>
+        <w:tc>
+          <w:tcPr/>
+          <w:p>
+            <w:pPr>
+              <w:pStyle w:val="Compact"/>
+            </w:pPr>
+            <w:r>
+              <w:rPr>
+                <w:rFonts w:hint="eastAsia"/>
+              </w:rPr>
+              <w:t xml:space="preserve">成本中心不存在（Excel</w:t>
+            </w:r>
+            <w:r>
+              <w:t xml:space="preserve"> </w:t>
+            </w:r>
+            <w:r>
+              <w:rPr>
+                <w:rFonts w:hint="eastAsia"/>
+              </w:rPr>
+              <w:t xml:space="preserve">导入引用的成本中心编码未找到）</w:t>
             </w:r>
           </w:p>
         </w:tc>
